--- a/rapports/2026-06-06/EQ22/EQ22_enq3_v2/DR_124101000012/85-74-86-78.docx
+++ b/rapports/2026-06-06/EQ22/EQ22_enq3_v2/DR_124101000012/85-74-86-78.docx
@@ -297,7 +297,7 @@
           <w:color w:val="1F6FEB"/>
           <w:sz w:val="22"/>
         </w:rPr>
-        <w:t>⚠ INCOHÉRENCES À CORRIGER (89)</w:t>
+        <w:t>⚠ INCOHÉRENCES À CORRIGER (85)</w:t>
       </w:r>
     </w:p>
     <w:tbl>
@@ -1205,7 +1205,7 @@
                 <w:i w:val="0"/>
                 <w:sz w:val="17"/>
               </w:rPr>
-              <w:t>Incohérence!!! seulement les écoles privées paient les frais de scolarité (y compris les frais d'inscription).</w:t>
+              <w:t>Incoherent!!! MOUHAMED KA n'a pas fréquenté l'école au cours de l'année scolaire 2024/2025 mais a déclaré 2025 comme dernière année à laquelle il/elle a fréquenté l'école.</w:t>
             </w:r>
           </w:p>
         </w:tc>
@@ -1328,6 +1328,1176 @@
                 <w:i w:val="0"/>
                 <w:sz w:val="16"/>
               </w:rPr>
+              <w:t>S04</w:t>
+              <w:br/>
+            </w:r>
+            <w:r>
+              <w:rPr>
+                <w:b w:val="0"/>
+                <w:i w:val="0"/>
+                <w:color w:val="64748B"/>
+                <w:sz w:val="14"/>
+              </w:rPr>
+              <w:t>Emploi</w:t>
+            </w:r>
+          </w:p>
+        </w:tc>
+        <w:tc>
+          <w:tcPr>
+            <w:tcW w:type="dxa" w:w="1531"/>
+          </w:tcPr>
+          <w:p>
+            <w:r>
+              <w:rPr>
+                <w:b/>
+                <w:i w:val="0"/>
+                <w:color w:val="16A34A"/>
+                <w:sz w:val="16"/>
+              </w:rPr>
+              <w:t>s04q46</w:t>
+            </w:r>
+          </w:p>
+        </w:tc>
+        <w:tc>
+          <w:tcPr>
+            <w:tcW w:type="dxa" w:w="1191"/>
+          </w:tcPr>
+          <w:p>
+            <w:r>
+              <w:rPr>
+                <w:b w:val="0"/>
+                <w:i w:val="0"/>
+                <w:color w:val="64748B"/>
+                <w:sz w:val="16"/>
+              </w:rPr>
+              <w:t>GT-CQ</w:t>
+            </w:r>
+          </w:p>
+        </w:tc>
+        <w:tc>
+          <w:tcPr>
+            <w:tcW w:type="dxa" w:w="4706"/>
+          </w:tcPr>
+          <w:p>
+            <w:r>
+              <w:rPr>
+                <w:b w:val="0"/>
+                <w:i w:val="0"/>
+                <w:sz w:val="17"/>
+              </w:rPr>
+              <w:t>Incohérence! maodo KA  evolue dans l'agriculture mais est  considéré comme salarié ou stagiaire/apprenti non renuméré, prière de revoir la question s04q46 et corriger.</w:t>
+            </w:r>
+          </w:p>
+        </w:tc>
+      </w:tr>
+      <w:tr>
+        <w:tc>
+          <w:tcPr>
+            <w:tcW w:type="dxa" w:w="964"/>
+          </w:tcPr>
+          <w:p>
+            <w:r>
+              <w:rPr>
+                <w:b/>
+                <w:i w:val="0"/>
+                <w:color w:val="DC2626"/>
+                <w:sz w:val="16"/>
+              </w:rPr>
+              <w:t>Haute</w:t>
+            </w:r>
+          </w:p>
+        </w:tc>
+        <w:tc>
+          <w:tcPr>
+            <w:tcW w:type="dxa" w:w="1247"/>
+          </w:tcPr>
+          <w:p>
+            <w:r>
+              <w:rPr>
+                <w:b/>
+                <w:i w:val="0"/>
+                <w:sz w:val="16"/>
+              </w:rPr>
+              <w:t>S04</w:t>
+              <w:br/>
+            </w:r>
+            <w:r>
+              <w:rPr>
+                <w:b w:val="0"/>
+                <w:i w:val="0"/>
+                <w:color w:val="64748B"/>
+                <w:sz w:val="14"/>
+              </w:rPr>
+              <w:t>Emploi</w:t>
+            </w:r>
+          </w:p>
+        </w:tc>
+        <w:tc>
+          <w:tcPr>
+            <w:tcW w:type="dxa" w:w="1531"/>
+          </w:tcPr>
+          <w:p>
+            <w:r>
+              <w:rPr>
+                <w:b/>
+                <w:i w:val="0"/>
+                <w:color w:val="16A34A"/>
+                <w:sz w:val="16"/>
+              </w:rPr>
+              <w:t>s04q46</w:t>
+            </w:r>
+          </w:p>
+        </w:tc>
+        <w:tc>
+          <w:tcPr>
+            <w:tcW w:type="dxa" w:w="1191"/>
+          </w:tcPr>
+          <w:p>
+            <w:r>
+              <w:rPr>
+                <w:b w:val="0"/>
+                <w:i w:val="0"/>
+                <w:color w:val="64748B"/>
+                <w:sz w:val="16"/>
+              </w:rPr>
+              <w:t>GT-CQ</w:t>
+            </w:r>
+          </w:p>
+        </w:tc>
+        <w:tc>
+          <w:tcPr>
+            <w:tcW w:type="dxa" w:w="4706"/>
+          </w:tcPr>
+          <w:p>
+            <w:r>
+              <w:rPr>
+                <w:b w:val="0"/>
+                <w:i w:val="0"/>
+                <w:sz w:val="17"/>
+              </w:rPr>
+              <w:t>Incohérence! omar KA  evolue dans l'agriculture mais est  considéré comme salarié ou stagiaire/apprenti non renuméré, prière de revoir la question s04q46 et corriger.</w:t>
+            </w:r>
+          </w:p>
+        </w:tc>
+      </w:tr>
+      <w:tr>
+        <w:tc>
+          <w:tcPr>
+            <w:tcW w:type="dxa" w:w="964"/>
+          </w:tcPr>
+          <w:p>
+            <w:r>
+              <w:rPr>
+                <w:b/>
+                <w:i w:val="0"/>
+                <w:color w:val="DC2626"/>
+                <w:sz w:val="16"/>
+              </w:rPr>
+              <w:t>Haute</w:t>
+            </w:r>
+          </w:p>
+        </w:tc>
+        <w:tc>
+          <w:tcPr>
+            <w:tcW w:type="dxa" w:w="1247"/>
+          </w:tcPr>
+          <w:p>
+            <w:r>
+              <w:rPr>
+                <w:b/>
+                <w:i w:val="0"/>
+                <w:sz w:val="16"/>
+              </w:rPr>
+              <w:t>S04</w:t>
+              <w:br/>
+            </w:r>
+            <w:r>
+              <w:rPr>
+                <w:b w:val="0"/>
+                <w:i w:val="0"/>
+                <w:color w:val="64748B"/>
+                <w:sz w:val="14"/>
+              </w:rPr>
+              <w:t>Emploi</w:t>
+            </w:r>
+          </w:p>
+        </w:tc>
+        <w:tc>
+          <w:tcPr>
+            <w:tcW w:type="dxa" w:w="1531"/>
+          </w:tcPr>
+          <w:p>
+            <w:r>
+              <w:rPr>
+                <w:b/>
+                <w:i w:val="0"/>
+                <w:color w:val="16A34A"/>
+                <w:sz w:val="16"/>
+              </w:rPr>
+              <w:t>s04q46</w:t>
+            </w:r>
+          </w:p>
+        </w:tc>
+        <w:tc>
+          <w:tcPr>
+            <w:tcW w:type="dxa" w:w="1191"/>
+          </w:tcPr>
+          <w:p>
+            <w:r>
+              <w:rPr>
+                <w:b w:val="0"/>
+                <w:i w:val="0"/>
+                <w:color w:val="64748B"/>
+                <w:sz w:val="16"/>
+              </w:rPr>
+              <w:t>GT-CQ</w:t>
+            </w:r>
+          </w:p>
+        </w:tc>
+        <w:tc>
+          <w:tcPr>
+            <w:tcW w:type="dxa" w:w="4706"/>
+          </w:tcPr>
+          <w:p>
+            <w:r>
+              <w:rPr>
+                <w:b w:val="0"/>
+                <w:i w:val="0"/>
+                <w:sz w:val="17"/>
+              </w:rPr>
+              <w:t>Incohérence! BASSIROU KA  evolue dans l'agriculture mais est  considéré comme salarié ou stagiaire/apprenti non renuméré, prière de revoir la question s04q46 et corriger.</w:t>
+            </w:r>
+          </w:p>
+        </w:tc>
+      </w:tr>
+      <w:tr>
+        <w:tc>
+          <w:tcPr>
+            <w:tcW w:type="dxa" w:w="964"/>
+          </w:tcPr>
+          <w:p>
+            <w:r>
+              <w:rPr>
+                <w:b/>
+                <w:i w:val="0"/>
+                <w:color w:val="DC2626"/>
+                <w:sz w:val="16"/>
+              </w:rPr>
+              <w:t>Haute</w:t>
+            </w:r>
+          </w:p>
+        </w:tc>
+        <w:tc>
+          <w:tcPr>
+            <w:tcW w:type="dxa" w:w="1247"/>
+          </w:tcPr>
+          <w:p>
+            <w:r>
+              <w:rPr>
+                <w:b/>
+                <w:i w:val="0"/>
+                <w:sz w:val="16"/>
+              </w:rPr>
+              <w:t>S16</w:t>
+              <w:br/>
+            </w:r>
+            <w:r>
+              <w:rPr>
+                <w:b w:val="0"/>
+                <w:i w:val="0"/>
+                <w:color w:val="64748B"/>
+                <w:sz w:val="14"/>
+              </w:rPr>
+              <w:t>Agriculture</w:t>
+            </w:r>
+          </w:p>
+        </w:tc>
+        <w:tc>
+          <w:tcPr>
+            <w:tcW w:type="dxa" w:w="1531"/>
+          </w:tcPr>
+          <w:p>
+            <w:r>
+              <w:rPr>
+                <w:b/>
+                <w:i w:val="0"/>
+                <w:color w:val="16A34A"/>
+                <w:sz w:val="16"/>
+              </w:rPr>
+              <w:t>s16dq05a, s16dq05c</w:t>
+            </w:r>
+          </w:p>
+        </w:tc>
+        <w:tc>
+          <w:tcPr>
+            <w:tcW w:type="dxa" w:w="1191"/>
+          </w:tcPr>
+          <w:p>
+            <w:r>
+              <w:rPr>
+                <w:b w:val="0"/>
+                <w:i w:val="0"/>
+                <w:color w:val="64748B"/>
+                <w:sz w:val="16"/>
+              </w:rPr>
+              <w:t>GT-CQ</w:t>
+            </w:r>
+          </w:p>
+        </w:tc>
+        <w:tc>
+          <w:tcPr>
+            <w:tcW w:type="dxa" w:w="4706"/>
+          </w:tcPr>
+          <w:p>
+            <w:r>
+              <w:rPr>
+                <w:b w:val="0"/>
+                <w:i w:val="0"/>
+                <w:sz w:val="17"/>
+              </w:rPr>
+              <w:t>La quantité de s16dq05a estimée en Kg est incohérente avec la prise dans la question s16dq05c, prière de bien estimer et mettre la valeur exacte.</w:t>
+            </w:r>
+          </w:p>
+        </w:tc>
+      </w:tr>
+      <w:tr>
+        <w:tc>
+          <w:tcPr>
+            <w:tcW w:type="dxa" w:w="964"/>
+          </w:tcPr>
+          <w:p>
+            <w:r>
+              <w:rPr>
+                <w:b/>
+                <w:i w:val="0"/>
+                <w:color w:val="DC2626"/>
+                <w:sz w:val="16"/>
+              </w:rPr>
+              <w:t>Haute</w:t>
+            </w:r>
+          </w:p>
+        </w:tc>
+        <w:tc>
+          <w:tcPr>
+            <w:tcW w:type="dxa" w:w="1247"/>
+          </w:tcPr>
+          <w:p>
+            <w:r>
+              <w:rPr>
+                <w:b/>
+                <w:i w:val="0"/>
+                <w:sz w:val="16"/>
+              </w:rPr>
+              <w:t>S19</w:t>
+              <w:br/>
+            </w:r>
+            <w:r>
+              <w:rPr>
+                <w:b w:val="0"/>
+                <w:i w:val="0"/>
+                <w:color w:val="64748B"/>
+                <w:sz w:val="14"/>
+              </w:rPr>
+              <w:t>Entreprises non agricoles</w:t>
+            </w:r>
+          </w:p>
+        </w:tc>
+        <w:tc>
+          <w:tcPr>
+            <w:tcW w:type="dxa" w:w="1531"/>
+          </w:tcPr>
+          <w:p>
+            <w:r>
+              <w:rPr>
+                <w:b/>
+                <w:i w:val="0"/>
+                <w:color w:val="16A34A"/>
+                <w:sz w:val="16"/>
+              </w:rPr>
+              <w:t>s01q02, s02q01__1, s02q02__1, s02q03__1, s02q15, s03q17, s04q28, s04q35d</w:t>
+            </w:r>
+          </w:p>
+        </w:tc>
+        <w:tc>
+          <w:tcPr>
+            <w:tcW w:type="dxa" w:w="1191"/>
+          </w:tcPr>
+          <w:p>
+            <w:r>
+              <w:rPr>
+                <w:b w:val="0"/>
+                <w:i w:val="0"/>
+                <w:color w:val="64748B"/>
+                <w:sz w:val="16"/>
+              </w:rPr>
+              <w:t>GT-CQ</w:t>
+            </w:r>
+          </w:p>
+        </w:tc>
+        <w:tc>
+          <w:tcPr>
+            <w:tcW w:type="dxa" w:w="4706"/>
+          </w:tcPr>
+          <w:p>
+            <w:r>
+              <w:rPr>
+                <w:b w:val="0"/>
+                <w:i w:val="0"/>
+                <w:sz w:val="17"/>
+              </w:rPr>
+              <w:t>Incohérence!! Le prix de revente de Animaux de labour dans cette section 19 ne doit pas être égal 0 même si le ménage l'a reçu en cadeau prière de leurs aider à faire une estimation.</w:t>
+            </w:r>
+          </w:p>
+        </w:tc>
+      </w:tr>
+      <w:tr>
+        <w:tc>
+          <w:tcPr>
+            <w:tcW w:type="dxa" w:w="964"/>
+          </w:tcPr>
+          <w:p>
+            <w:r>
+              <w:rPr>
+                <w:b/>
+                <w:i w:val="0"/>
+                <w:color w:val="DC2626"/>
+                <w:sz w:val="16"/>
+              </w:rPr>
+              <w:t>Haute</w:t>
+            </w:r>
+          </w:p>
+        </w:tc>
+        <w:tc>
+          <w:tcPr>
+            <w:tcW w:type="dxa" w:w="1247"/>
+          </w:tcPr>
+          <w:p>
+            <w:r>
+              <w:rPr>
+                <w:b/>
+                <w:i w:val="0"/>
+                <w:sz w:val="16"/>
+              </w:rPr>
+              <w:t>S19</w:t>
+              <w:br/>
+            </w:r>
+            <w:r>
+              <w:rPr>
+                <w:b w:val="0"/>
+                <w:i w:val="0"/>
+                <w:color w:val="64748B"/>
+                <w:sz w:val="14"/>
+              </w:rPr>
+              <w:t>Entreprises non agricoles</w:t>
+            </w:r>
+          </w:p>
+        </w:tc>
+        <w:tc>
+          <w:tcPr>
+            <w:tcW w:type="dxa" w:w="1531"/>
+          </w:tcPr>
+          <w:p>
+            <w:r>
+              <w:rPr>
+                <w:b/>
+                <w:i w:val="0"/>
+                <w:color w:val="16A34A"/>
+                <w:sz w:val="16"/>
+              </w:rPr>
+              <w:t>s01q02, s02q01__1, s02q02__1, s02q03__1, s02q15, s03q17, s04q28, s04q35d</w:t>
+            </w:r>
+          </w:p>
+        </w:tc>
+        <w:tc>
+          <w:tcPr>
+            <w:tcW w:type="dxa" w:w="1191"/>
+          </w:tcPr>
+          <w:p>
+            <w:r>
+              <w:rPr>
+                <w:b w:val="0"/>
+                <w:i w:val="0"/>
+                <w:color w:val="64748B"/>
+                <w:sz w:val="16"/>
+              </w:rPr>
+              <w:t>GT-CQ</w:t>
+            </w:r>
+          </w:p>
+        </w:tc>
+        <w:tc>
+          <w:tcPr>
+            <w:tcW w:type="dxa" w:w="4706"/>
+          </w:tcPr>
+          <w:p>
+            <w:r>
+              <w:rPr>
+                <w:b w:val="0"/>
+                <w:i w:val="0"/>
+                <w:sz w:val="17"/>
+              </w:rPr>
+              <w:t>Incohérence!! Le prix de revente de Charrettes dans cette section 19 ne doit pas être égal 0 même si le ménage l'a reçu en cadeau prière de leurs aider à faire une estimation.</w:t>
+            </w:r>
+          </w:p>
+        </w:tc>
+      </w:tr>
+      <w:tr>
+        <w:tc>
+          <w:tcPr>
+            <w:tcW w:type="dxa" w:w="964"/>
+          </w:tcPr>
+          <w:p>
+            <w:r>
+              <w:rPr>
+                <w:b/>
+                <w:i w:val="0"/>
+                <w:color w:val="DC2626"/>
+                <w:sz w:val="16"/>
+              </w:rPr>
+              <w:t>Haute</w:t>
+            </w:r>
+          </w:p>
+        </w:tc>
+        <w:tc>
+          <w:tcPr>
+            <w:tcW w:type="dxa" w:w="1247"/>
+          </w:tcPr>
+          <w:p>
+            <w:r>
+              <w:rPr>
+                <w:b/>
+                <w:i w:val="0"/>
+                <w:sz w:val="16"/>
+              </w:rPr>
+              <w:t>S19</w:t>
+              <w:br/>
+            </w:r>
+            <w:r>
+              <w:rPr>
+                <w:b w:val="0"/>
+                <w:i w:val="0"/>
+                <w:color w:val="64748B"/>
+                <w:sz w:val="14"/>
+              </w:rPr>
+              <w:t>Entreprises non agricoles</w:t>
+            </w:r>
+          </w:p>
+        </w:tc>
+        <w:tc>
+          <w:tcPr>
+            <w:tcW w:type="dxa" w:w="1531"/>
+          </w:tcPr>
+          <w:p>
+            <w:r>
+              <w:rPr>
+                <w:b/>
+                <w:i w:val="0"/>
+                <w:color w:val="16A34A"/>
+                <w:sz w:val="16"/>
+              </w:rPr>
+              <w:t>s01q02, s02q01__1, s02q02__1, s02q03__1, s02q15, s03q17, s04q28, s04q35d</w:t>
+            </w:r>
+          </w:p>
+        </w:tc>
+        <w:tc>
+          <w:tcPr>
+            <w:tcW w:type="dxa" w:w="1191"/>
+          </w:tcPr>
+          <w:p>
+            <w:r>
+              <w:rPr>
+                <w:b w:val="0"/>
+                <w:i w:val="0"/>
+                <w:color w:val="64748B"/>
+                <w:sz w:val="16"/>
+              </w:rPr>
+              <w:t>GT-CQ</w:t>
+            </w:r>
+          </w:p>
+        </w:tc>
+        <w:tc>
+          <w:tcPr>
+            <w:tcW w:type="dxa" w:w="4706"/>
+          </w:tcPr>
+          <w:p>
+            <w:r>
+              <w:rPr>
+                <w:b w:val="0"/>
+                <w:i w:val="0"/>
+                <w:sz w:val="17"/>
+              </w:rPr>
+              <w:t>Incohérence!! Le prix de revente de Houe/daba/hilaire dans cette section 19 ne doit pas être égal 0 même si le ménage l'a reçu en cadeau prière de leurs aider à faire une estimation.</w:t>
+            </w:r>
+          </w:p>
+        </w:tc>
+      </w:tr>
+      <w:tr>
+        <w:tc>
+          <w:tcPr>
+            <w:tcW w:type="dxa" w:w="964"/>
+          </w:tcPr>
+          <w:p>
+            <w:r>
+              <w:rPr>
+                <w:b/>
+                <w:i w:val="0"/>
+                <w:color w:val="EA580C"/>
+                <w:sz w:val="16"/>
+              </w:rPr>
+              <w:t>Moyenne</w:t>
+            </w:r>
+          </w:p>
+        </w:tc>
+        <w:tc>
+          <w:tcPr>
+            <w:tcW w:type="dxa" w:w="1247"/>
+          </w:tcPr>
+          <w:p>
+            <w:r>
+              <w:rPr>
+                <w:b/>
+                <w:i w:val="0"/>
+                <w:sz w:val="16"/>
+              </w:rPr>
+              <w:t>S00</w:t>
+              <w:br/>
+            </w:r>
+            <w:r>
+              <w:rPr>
+                <w:b w:val="0"/>
+                <w:i w:val="0"/>
+                <w:color w:val="64748B"/>
+                <w:sz w:val="14"/>
+              </w:rPr>
+              <w:t>Identification</w:t>
+            </w:r>
+          </w:p>
+        </w:tc>
+        <w:tc>
+          <w:tcPr>
+            <w:tcW w:type="dxa" w:w="1531"/>
+          </w:tcPr>
+          <w:p>
+            <w:r>
+              <w:rPr>
+                <w:b/>
+                <w:i w:val="0"/>
+                <w:color w:val="16A34A"/>
+                <w:sz w:val="16"/>
+              </w:rPr>
+              <w:t>s00q07a, s00q08, s00q10, s00q13_0, s00q15_0, s00q17_0, s00q23a, s00q23b</w:t>
+            </w:r>
+          </w:p>
+        </w:tc>
+        <w:tc>
+          <w:tcPr>
+            <w:tcW w:type="dxa" w:w="1191"/>
+          </w:tcPr>
+          <w:p>
+            <w:r>
+              <w:rPr>
+                <w:b w:val="0"/>
+                <w:i w:val="0"/>
+                <w:color w:val="64748B"/>
+                <w:sz w:val="16"/>
+              </w:rPr>
+              <w:t>GT-CQ</w:t>
+            </w:r>
+          </w:p>
+        </w:tc>
+        <w:tc>
+          <w:tcPr>
+            <w:tcW w:type="dxa" w:w="4706"/>
+          </w:tcPr>
+          <w:p>
+            <w:r>
+              <w:rPr>
+                <w:b w:val="0"/>
+                <w:i w:val="0"/>
+                <w:sz w:val="17"/>
+              </w:rPr>
+              <w:t>Prière de renseigner toutes les informations du ménage dans la section 0 avant d'entamer les autres informations.</w:t>
+            </w:r>
+          </w:p>
+        </w:tc>
+      </w:tr>
+      <w:tr>
+        <w:tc>
+          <w:tcPr>
+            <w:tcW w:type="dxa" w:w="964"/>
+          </w:tcPr>
+          <w:p>
+            <w:r>
+              <w:rPr>
+                <w:b/>
+                <w:i w:val="0"/>
+                <w:color w:val="EA580C"/>
+                <w:sz w:val="16"/>
+              </w:rPr>
+              <w:t>Moyenne</w:t>
+            </w:r>
+          </w:p>
+        </w:tc>
+        <w:tc>
+          <w:tcPr>
+            <w:tcW w:type="dxa" w:w="1247"/>
+          </w:tcPr>
+          <w:p>
+            <w:r>
+              <w:rPr>
+                <w:b/>
+                <w:i w:val="0"/>
+                <w:sz w:val="16"/>
+              </w:rPr>
+              <w:t>S00</w:t>
+              <w:br/>
+            </w:r>
+            <w:r>
+              <w:rPr>
+                <w:b w:val="0"/>
+                <w:i w:val="0"/>
+                <w:color w:val="64748B"/>
+                <w:sz w:val="14"/>
+              </w:rPr>
+              <w:t>Identification</w:t>
+            </w:r>
+          </w:p>
+        </w:tc>
+        <w:tc>
+          <w:tcPr>
+            <w:tcW w:type="dxa" w:w="1531"/>
+          </w:tcPr>
+          <w:p>
+            <w:r>
+              <w:rPr>
+                <w:b/>
+                <w:i w:val="0"/>
+                <w:color w:val="16A34A"/>
+                <w:sz w:val="16"/>
+              </w:rPr>
+              <w:t>—</w:t>
+            </w:r>
+          </w:p>
+        </w:tc>
+        <w:tc>
+          <w:tcPr>
+            <w:tcW w:type="dxa" w:w="1191"/>
+          </w:tcPr>
+          <w:p>
+            <w:r>
+              <w:rPr>
+                <w:b w:val="0"/>
+                <w:i w:val="0"/>
+                <w:color w:val="64748B"/>
+                <w:sz w:val="16"/>
+              </w:rPr>
+              <w:t>GT-CQ</w:t>
+            </w:r>
+          </w:p>
+        </w:tc>
+        <w:tc>
+          <w:tcPr>
+            <w:tcW w:type="dxa" w:w="4706"/>
+          </w:tcPr>
+          <w:p>
+            <w:r>
+              <w:rPr>
+                <w:b w:val="0"/>
+                <w:i w:val="0"/>
+                <w:sz w:val="17"/>
+              </w:rPr>
+              <w:t>L'adresse ou la localisation du ménage doit être bien renseignée, ne doit pas contenir des numéros de téléphone et elle semble courte pour être une adresse.</w:t>
+            </w:r>
+          </w:p>
+        </w:tc>
+      </w:tr>
+      <w:tr>
+        <w:tc>
+          <w:tcPr>
+            <w:tcW w:type="dxa" w:w="964"/>
+          </w:tcPr>
+          <w:p>
+            <w:r>
+              <w:rPr>
+                <w:b/>
+                <w:i w:val="0"/>
+                <w:color w:val="EA580C"/>
+                <w:sz w:val="16"/>
+              </w:rPr>
+              <w:t>Moyenne</w:t>
+            </w:r>
+          </w:p>
+        </w:tc>
+        <w:tc>
+          <w:tcPr>
+            <w:tcW w:type="dxa" w:w="1247"/>
+          </w:tcPr>
+          <w:p>
+            <w:r>
+              <w:rPr>
+                <w:b/>
+                <w:i w:val="0"/>
+                <w:sz w:val="16"/>
+              </w:rPr>
+              <w:t>S00</w:t>
+              <w:br/>
+            </w:r>
+            <w:r>
+              <w:rPr>
+                <w:b w:val="0"/>
+                <w:i w:val="0"/>
+                <w:color w:val="64748B"/>
+                <w:sz w:val="14"/>
+              </w:rPr>
+              <w:t>Identification</w:t>
+            </w:r>
+          </w:p>
+        </w:tc>
+        <w:tc>
+          <w:tcPr>
+            <w:tcW w:type="dxa" w:w="1531"/>
+          </w:tcPr>
+          <w:p>
+            <w:r>
+              <w:rPr>
+                <w:b/>
+                <w:i w:val="0"/>
+                <w:color w:val="16A34A"/>
+                <w:sz w:val="16"/>
+              </w:rPr>
+              <w:t>—</w:t>
+            </w:r>
+          </w:p>
+        </w:tc>
+        <w:tc>
+          <w:tcPr>
+            <w:tcW w:type="dxa" w:w="1191"/>
+          </w:tcPr>
+          <w:p>
+            <w:r>
+              <w:rPr>
+                <w:b w:val="0"/>
+                <w:i w:val="0"/>
+                <w:color w:val="64748B"/>
+                <w:sz w:val="16"/>
+              </w:rPr>
+              <w:t>GT-CQ</w:t>
+            </w:r>
+          </w:p>
+        </w:tc>
+        <w:tc>
+          <w:tcPr>
+            <w:tcW w:type="dxa" w:w="4706"/>
+          </w:tcPr>
+          <w:p>
+            <w:r>
+              <w:rPr>
+                <w:b w:val="0"/>
+                <w:i w:val="0"/>
+                <w:sz w:val="17"/>
+              </w:rPr>
+              <w:t>Prière de renseigner la bonne adresse.Attention! Il manque des informations non renseignées dans la section 0, prière de regarder toutes les autres informations dans l'identification du ménage (IDENTIFICATION ET RENSEIGNEMENTS DE CONTROLE) ou dans OBSERVATIONS pour pouvoir renseigné toutes les questions liées au ménage.</w:t>
+            </w:r>
+          </w:p>
+        </w:tc>
+      </w:tr>
+      <w:tr>
+        <w:tc>
+          <w:tcPr>
+            <w:tcW w:type="dxa" w:w="964"/>
+          </w:tcPr>
+          <w:p>
+            <w:r>
+              <w:rPr>
+                <w:b/>
+                <w:i w:val="0"/>
+                <w:color w:val="EA580C"/>
+                <w:sz w:val="16"/>
+              </w:rPr>
+              <w:t>Moyenne</w:t>
+            </w:r>
+          </w:p>
+        </w:tc>
+        <w:tc>
+          <w:tcPr>
+            <w:tcW w:type="dxa" w:w="1247"/>
+          </w:tcPr>
+          <w:p>
+            <w:r>
+              <w:rPr>
+                <w:b/>
+                <w:i w:val="0"/>
+                <w:sz w:val="16"/>
+              </w:rPr>
+              <w:t>S00</w:t>
+              <w:br/>
+            </w:r>
+            <w:r>
+              <w:rPr>
+                <w:b w:val="0"/>
+                <w:i w:val="0"/>
+                <w:color w:val="64748B"/>
+                <w:sz w:val="14"/>
+              </w:rPr>
+              <w:t>Identification</w:t>
+            </w:r>
+          </w:p>
+        </w:tc>
+        <w:tc>
+          <w:tcPr>
+            <w:tcW w:type="dxa" w:w="1531"/>
+          </w:tcPr>
+          <w:p>
+            <w:r>
+              <w:rPr>
+                <w:b/>
+                <w:i w:val="0"/>
+                <w:color w:val="16A34A"/>
+                <w:sz w:val="16"/>
+              </w:rPr>
+              <w:t>s00q14, s00q16, s00q18</w:t>
+            </w:r>
+          </w:p>
+        </w:tc>
+        <w:tc>
+          <w:tcPr>
+            <w:tcW w:type="dxa" w:w="1191"/>
+          </w:tcPr>
+          <w:p>
+            <w:r>
+              <w:rPr>
+                <w:b w:val="0"/>
+                <w:i w:val="0"/>
+                <w:color w:val="64748B"/>
+                <w:sz w:val="16"/>
+              </w:rPr>
+              <w:t>GT-CQ</w:t>
+            </w:r>
+          </w:p>
+        </w:tc>
+        <w:tc>
+          <w:tcPr>
+            <w:tcW w:type="dxa" w:w="4706"/>
+          </w:tcPr>
+          <w:p>
+            <w:r>
+              <w:rPr>
+                <w:b w:val="0"/>
+                <w:i w:val="0"/>
+                <w:sz w:val="17"/>
+              </w:rPr>
+              <w:t>Attention! Veillez bien renseigner les contacts dans les questions de 0.14 ou 0.16 ou 0.18.</w:t>
+            </w:r>
+          </w:p>
+        </w:tc>
+      </w:tr>
+      <w:tr>
+        <w:tc>
+          <w:tcPr>
+            <w:tcW w:type="dxa" w:w="964"/>
+          </w:tcPr>
+          <w:p>
+            <w:r>
+              <w:rPr>
+                <w:b/>
+                <w:i w:val="0"/>
+                <w:color w:val="EA580C"/>
+                <w:sz w:val="16"/>
+              </w:rPr>
+              <w:t>Moyenne</w:t>
+            </w:r>
+          </w:p>
+        </w:tc>
+        <w:tc>
+          <w:tcPr>
+            <w:tcW w:type="dxa" w:w="1247"/>
+          </w:tcPr>
+          <w:p>
+            <w:r>
+              <w:rPr>
+                <w:b/>
+                <w:i w:val="0"/>
+                <w:sz w:val="16"/>
+              </w:rPr>
+              <w:t>S01</w:t>
+              <w:br/>
+            </w:r>
+            <w:r>
+              <w:rPr>
+                <w:b w:val="0"/>
+                <w:i w:val="0"/>
+                <w:color w:val="64748B"/>
+                <w:sz w:val="14"/>
+              </w:rPr>
+              <w:t>Démographie</w:t>
+            </w:r>
+          </w:p>
+        </w:tc>
+        <w:tc>
+          <w:tcPr>
+            <w:tcW w:type="dxa" w:w="1531"/>
+          </w:tcPr>
+          <w:p>
+            <w:r>
+              <w:rPr>
+                <w:b/>
+                <w:i w:val="0"/>
+                <w:color w:val="16A34A"/>
+                <w:sz w:val="16"/>
+              </w:rPr>
+              <w:t>—</w:t>
+            </w:r>
+          </w:p>
+        </w:tc>
+        <w:tc>
+          <w:tcPr>
+            <w:tcW w:type="dxa" w:w="1191"/>
+          </w:tcPr>
+          <w:p>
+            <w:r>
+              <w:rPr>
+                <w:b w:val="0"/>
+                <w:i w:val="0"/>
+                <w:color w:val="64748B"/>
+                <w:sz w:val="16"/>
+              </w:rPr>
+              <w:t>GT-CQ</w:t>
+            </w:r>
+          </w:p>
+        </w:tc>
+        <w:tc>
+          <w:tcPr>
+            <w:tcW w:type="dxa" w:w="4706"/>
+          </w:tcPr>
+          <w:p>
+            <w:r>
+              <w:rPr>
+                <w:b w:val="0"/>
+                <w:i w:val="0"/>
+                <w:sz w:val="17"/>
+              </w:rPr>
+              <w:t>Prière de verifier l'information donnée par MAME  Anthia KA ou corriger au niveau de la section 1.</w:t>
+            </w:r>
+          </w:p>
+        </w:tc>
+      </w:tr>
+      <w:tr>
+        <w:tc>
+          <w:tcPr>
+            <w:tcW w:type="dxa" w:w="964"/>
+          </w:tcPr>
+          <w:p>
+            <w:r>
+              <w:rPr>
+                <w:b/>
+                <w:i w:val="0"/>
+                <w:color w:val="EA580C"/>
+                <w:sz w:val="16"/>
+              </w:rPr>
+              <w:t>Moyenne</w:t>
+            </w:r>
+          </w:p>
+        </w:tc>
+        <w:tc>
+          <w:tcPr>
+            <w:tcW w:type="dxa" w:w="1247"/>
+          </w:tcPr>
+          <w:p>
+            <w:r>
+              <w:rPr>
+                <w:b/>
+                <w:i w:val="0"/>
+                <w:sz w:val="16"/>
+              </w:rPr>
+              <w:t>S01</w:t>
+              <w:br/>
+            </w:r>
+            <w:r>
+              <w:rPr>
+                <w:b w:val="0"/>
+                <w:i w:val="0"/>
+                <w:color w:val="64748B"/>
+                <w:sz w:val="14"/>
+              </w:rPr>
+              <w:t>Démographie</w:t>
+            </w:r>
+          </w:p>
+        </w:tc>
+        <w:tc>
+          <w:tcPr>
+            <w:tcW w:type="dxa" w:w="1531"/>
+          </w:tcPr>
+          <w:p>
+            <w:r>
+              <w:rPr>
+                <w:b/>
+                <w:i w:val="0"/>
+                <w:color w:val="16A34A"/>
+                <w:sz w:val="16"/>
+              </w:rPr>
+              <w:t>—</w:t>
+            </w:r>
+          </w:p>
+        </w:tc>
+        <w:tc>
+          <w:tcPr>
+            <w:tcW w:type="dxa" w:w="1191"/>
+          </w:tcPr>
+          <w:p>
+            <w:r>
+              <w:rPr>
+                <w:b w:val="0"/>
+                <w:i w:val="0"/>
+                <w:color w:val="64748B"/>
+                <w:sz w:val="16"/>
+              </w:rPr>
+              <w:t>GT-CQ</w:t>
+            </w:r>
+          </w:p>
+        </w:tc>
+        <w:tc>
+          <w:tcPr>
+            <w:tcW w:type="dxa" w:w="4706"/>
+          </w:tcPr>
+          <w:p>
+            <w:r>
+              <w:rPr>
+                <w:b w:val="0"/>
+                <w:i w:val="0"/>
+                <w:sz w:val="17"/>
+              </w:rPr>
+              <w:t>Prière de verifier l'information donnée par maty KA ou corriger au niveau de la section 1.</w:t>
+            </w:r>
+          </w:p>
+        </w:tc>
+      </w:tr>
+      <w:tr>
+        <w:tc>
+          <w:tcPr>
+            <w:tcW w:type="dxa" w:w="964"/>
+          </w:tcPr>
+          <w:p>
+            <w:r>
+              <w:rPr>
+                <w:b/>
+                <w:i w:val="0"/>
+                <w:color w:val="EA580C"/>
+                <w:sz w:val="16"/>
+              </w:rPr>
+              <w:t>Moyenne</w:t>
+            </w:r>
+          </w:p>
+        </w:tc>
+        <w:tc>
+          <w:tcPr>
+            <w:tcW w:type="dxa" w:w="1247"/>
+          </w:tcPr>
+          <w:p>
+            <w:r>
+              <w:rPr>
+                <w:b/>
+                <w:i w:val="0"/>
+                <w:sz w:val="16"/>
+              </w:rPr>
               <w:t>S02</w:t>
               <w:br/>
             </w:r>
@@ -1354,7 +2524,7 @@
                 <w:color w:val="16A34A"/>
                 <w:sz w:val="16"/>
               </w:rPr>
-              <w:t>—</w:t>
+              <w:t>s01q63, s00q04, s02q25, s01q00b, s02q17_2, s02q15_2</w:t>
             </w:r>
           </w:p>
         </w:tc>
@@ -1385,7 +2555,7 @@
                 <w:i w:val="0"/>
                 <w:sz w:val="17"/>
               </w:rPr>
-              <w:t>Incoherent!!! MOUHAMED KA n'a pas fréquenté l'école au cours de l'année scolaire 2024/2025 mais a déclaré 2025 comme dernière année à laquelle il/elle a fréquenté l'école.</w:t>
+              <w:t>Dans les milieux urbains c'est peu probable de voir une école dont les élèves ou étudiants ne dépensent pas en frais d'uniformes, prière de verifier pour BASSIROU KA qui fréquente 4ème année de Secondaire 1 (Moyen) Général et corriger ou confirmer avec le QG.</w:t>
             </w:r>
           </w:p>
         </w:tc>
@@ -1400,10 +2570,910 @@
               <w:rPr>
                 <w:b/>
                 <w:i w:val="0"/>
-                <w:color w:val="DC2626"/>
-                <w:sz w:val="16"/>
-              </w:rPr>
-              <w:t>Haute</w:t>
+                <w:color w:val="EA580C"/>
+                <w:sz w:val="16"/>
+              </w:rPr>
+              <w:t>Moyenne</w:t>
+            </w:r>
+          </w:p>
+        </w:tc>
+        <w:tc>
+          <w:tcPr>
+            <w:tcW w:type="dxa" w:w="1247"/>
+          </w:tcPr>
+          <w:p>
+            <w:r>
+              <w:rPr>
+                <w:b/>
+                <w:i w:val="0"/>
+                <w:sz w:val="16"/>
+              </w:rPr>
+              <w:t>S02</w:t>
+              <w:br/>
+            </w:r>
+            <w:r>
+              <w:rPr>
+                <w:b w:val="0"/>
+                <w:i w:val="0"/>
+                <w:color w:val="64748B"/>
+                <w:sz w:val="14"/>
+              </w:rPr>
+              <w:t>Éducation</w:t>
+            </w:r>
+          </w:p>
+        </w:tc>
+        <w:tc>
+          <w:tcPr>
+            <w:tcW w:type="dxa" w:w="1531"/>
+          </w:tcPr>
+          <w:p>
+            <w:r>
+              <w:rPr>
+                <w:b/>
+                <w:i w:val="0"/>
+                <w:color w:val="16A34A"/>
+                <w:sz w:val="16"/>
+              </w:rPr>
+              <w:t>s01q23, s01q00b, s01q23_autre</w:t>
+            </w:r>
+          </w:p>
+        </w:tc>
+        <w:tc>
+          <w:tcPr>
+            <w:tcW w:type="dxa" w:w="1191"/>
+          </w:tcPr>
+          <w:p>
+            <w:r>
+              <w:rPr>
+                <w:b w:val="0"/>
+                <w:i w:val="0"/>
+                <w:color w:val="64748B"/>
+                <w:sz w:val="16"/>
+              </w:rPr>
+              <w:t>GT-CQ</w:t>
+            </w:r>
+          </w:p>
+        </w:tc>
+        <w:tc>
+          <w:tcPr>
+            <w:tcW w:type="dxa" w:w="4706"/>
+          </w:tcPr>
+          <w:p>
+            <w:r>
+              <w:rPr>
+                <w:b w:val="0"/>
+                <w:i w:val="0"/>
+                <w:sz w:val="17"/>
+              </w:rPr>
+              <w:t>La raison principale que ALIOUNE KA n'a pas fait des études dans une école formelle est âgée et semble exister dans les modalités, prière de prendre attache avec le QG pour plus d'explication afin de la classer bien.</w:t>
+            </w:r>
+          </w:p>
+        </w:tc>
+      </w:tr>
+      <w:tr>
+        <w:tc>
+          <w:tcPr>
+            <w:tcW w:type="dxa" w:w="964"/>
+          </w:tcPr>
+          <w:p>
+            <w:r>
+              <w:rPr>
+                <w:b/>
+                <w:i w:val="0"/>
+                <w:color w:val="EA580C"/>
+                <w:sz w:val="16"/>
+              </w:rPr>
+              <w:t>Moyenne</w:t>
+            </w:r>
+          </w:p>
+        </w:tc>
+        <w:tc>
+          <w:tcPr>
+            <w:tcW w:type="dxa" w:w="1247"/>
+          </w:tcPr>
+          <w:p>
+            <w:r>
+              <w:rPr>
+                <w:b/>
+                <w:i w:val="0"/>
+                <w:sz w:val="16"/>
+              </w:rPr>
+              <w:t>S02</w:t>
+              <w:br/>
+            </w:r>
+            <w:r>
+              <w:rPr>
+                <w:b w:val="0"/>
+                <w:i w:val="0"/>
+                <w:color w:val="64748B"/>
+                <w:sz w:val="14"/>
+              </w:rPr>
+              <w:t>Éducation</w:t>
+            </w:r>
+          </w:p>
+        </w:tc>
+        <w:tc>
+          <w:tcPr>
+            <w:tcW w:type="dxa" w:w="1531"/>
+          </w:tcPr>
+          <w:p>
+            <w:r>
+              <w:rPr>
+                <w:b/>
+                <w:i w:val="0"/>
+                <w:color w:val="16A34A"/>
+                <w:sz w:val="16"/>
+              </w:rPr>
+              <w:t>s01q23, s01q00b, s01q23_autre</w:t>
+            </w:r>
+          </w:p>
+        </w:tc>
+        <w:tc>
+          <w:tcPr>
+            <w:tcW w:type="dxa" w:w="1191"/>
+          </w:tcPr>
+          <w:p>
+            <w:r>
+              <w:rPr>
+                <w:b w:val="0"/>
+                <w:i w:val="0"/>
+                <w:color w:val="64748B"/>
+                <w:sz w:val="16"/>
+              </w:rPr>
+              <w:t>GT-CQ</w:t>
+            </w:r>
+          </w:p>
+        </w:tc>
+        <w:tc>
+          <w:tcPr>
+            <w:tcW w:type="dxa" w:w="4706"/>
+          </w:tcPr>
+          <w:p>
+            <w:r>
+              <w:rPr>
+                <w:b w:val="0"/>
+                <w:i w:val="0"/>
+                <w:sz w:val="17"/>
+              </w:rPr>
+              <w:t>La raison principale que BABACAR KA n'a pas fait des études dans une école formelle est trop âgée et semble exister dans les modalités, prière de prendre attache avec le QG pour plus d'explication afin de la classer bien.</w:t>
+            </w:r>
+          </w:p>
+        </w:tc>
+      </w:tr>
+      <w:tr>
+        <w:tc>
+          <w:tcPr>
+            <w:tcW w:type="dxa" w:w="964"/>
+          </w:tcPr>
+          <w:p>
+            <w:r>
+              <w:rPr>
+                <w:b/>
+                <w:i w:val="0"/>
+                <w:color w:val="EA580C"/>
+                <w:sz w:val="16"/>
+              </w:rPr>
+              <w:t>Moyenne</w:t>
+            </w:r>
+          </w:p>
+        </w:tc>
+        <w:tc>
+          <w:tcPr>
+            <w:tcW w:type="dxa" w:w="1247"/>
+          </w:tcPr>
+          <w:p>
+            <w:r>
+              <w:rPr>
+                <w:b/>
+                <w:i w:val="0"/>
+                <w:sz w:val="16"/>
+              </w:rPr>
+              <w:t>S02</w:t>
+              <w:br/>
+            </w:r>
+            <w:r>
+              <w:rPr>
+                <w:b w:val="0"/>
+                <w:i w:val="0"/>
+                <w:color w:val="64748B"/>
+                <w:sz w:val="14"/>
+              </w:rPr>
+              <w:t>Éducation</w:t>
+            </w:r>
+          </w:p>
+        </w:tc>
+        <w:tc>
+          <w:tcPr>
+            <w:tcW w:type="dxa" w:w="1531"/>
+          </w:tcPr>
+          <w:p>
+            <w:r>
+              <w:rPr>
+                <w:b/>
+                <w:i w:val="0"/>
+                <w:color w:val="16A34A"/>
+                <w:sz w:val="16"/>
+              </w:rPr>
+              <w:t>s01q23, s01q00b, s01q23_autre</w:t>
+            </w:r>
+          </w:p>
+        </w:tc>
+        <w:tc>
+          <w:tcPr>
+            <w:tcW w:type="dxa" w:w="1191"/>
+          </w:tcPr>
+          <w:p>
+            <w:r>
+              <w:rPr>
+                <w:b w:val="0"/>
+                <w:i w:val="0"/>
+                <w:color w:val="64748B"/>
+                <w:sz w:val="16"/>
+              </w:rPr>
+              <w:t>GT-CQ</w:t>
+            </w:r>
+          </w:p>
+        </w:tc>
+        <w:tc>
+          <w:tcPr>
+            <w:tcW w:type="dxa" w:w="4706"/>
+          </w:tcPr>
+          <w:p>
+            <w:r>
+              <w:rPr>
+                <w:b w:val="0"/>
+                <w:i w:val="0"/>
+                <w:sz w:val="17"/>
+              </w:rPr>
+              <w:t>La raison principale que MAME  Anthia KA n'a pas fait des études dans une école formelle est pas de raison, juste on la pas encore envoye a l'école et semble exister dans les modalités, prière de prendre attache avec le QG pour plus d'explication afin de la classer bien.</w:t>
+            </w:r>
+          </w:p>
+        </w:tc>
+      </w:tr>
+      <w:tr>
+        <w:tc>
+          <w:tcPr>
+            <w:tcW w:type="dxa" w:w="964"/>
+          </w:tcPr>
+          <w:p>
+            <w:r>
+              <w:rPr>
+                <w:b/>
+                <w:i w:val="0"/>
+                <w:color w:val="EA580C"/>
+                <w:sz w:val="16"/>
+              </w:rPr>
+              <w:t>Moyenne</w:t>
+            </w:r>
+          </w:p>
+        </w:tc>
+        <w:tc>
+          <w:tcPr>
+            <w:tcW w:type="dxa" w:w="1247"/>
+          </w:tcPr>
+          <w:p>
+            <w:r>
+              <w:rPr>
+                <w:b/>
+                <w:i w:val="0"/>
+                <w:sz w:val="16"/>
+              </w:rPr>
+              <w:t>S02</w:t>
+              <w:br/>
+            </w:r>
+            <w:r>
+              <w:rPr>
+                <w:b w:val="0"/>
+                <w:i w:val="0"/>
+                <w:color w:val="64748B"/>
+                <w:sz w:val="14"/>
+              </w:rPr>
+              <w:t>Éducation</w:t>
+            </w:r>
+          </w:p>
+        </w:tc>
+        <w:tc>
+          <w:tcPr>
+            <w:tcW w:type="dxa" w:w="1531"/>
+          </w:tcPr>
+          <w:p>
+            <w:r>
+              <w:rPr>
+                <w:b/>
+                <w:i w:val="0"/>
+                <w:color w:val="16A34A"/>
+                <w:sz w:val="16"/>
+              </w:rPr>
+              <w:t>s01q23, s01q00b, s01q23_autre</w:t>
+            </w:r>
+          </w:p>
+        </w:tc>
+        <w:tc>
+          <w:tcPr>
+            <w:tcW w:type="dxa" w:w="1191"/>
+          </w:tcPr>
+          <w:p>
+            <w:r>
+              <w:rPr>
+                <w:b w:val="0"/>
+                <w:i w:val="0"/>
+                <w:color w:val="64748B"/>
+                <w:sz w:val="16"/>
+              </w:rPr>
+              <w:t>GT-CQ</w:t>
+            </w:r>
+          </w:p>
+        </w:tc>
+        <w:tc>
+          <w:tcPr>
+            <w:tcW w:type="dxa" w:w="4706"/>
+          </w:tcPr>
+          <w:p>
+            <w:r>
+              <w:rPr>
+                <w:b w:val="0"/>
+                <w:i w:val="0"/>
+                <w:sz w:val="17"/>
+              </w:rPr>
+              <w:t>La raison principale que MOUHAMED KA n'a pas été à l'école entre 2024/2025 est école coranique et semble exister dans les modalités, prière de prendre attache avec le QG pour plus d'explication afin de la classer bien.</w:t>
+            </w:r>
+          </w:p>
+        </w:tc>
+      </w:tr>
+      <w:tr>
+        <w:tc>
+          <w:tcPr>
+            <w:tcW w:type="dxa" w:w="964"/>
+          </w:tcPr>
+          <w:p>
+            <w:r>
+              <w:rPr>
+                <w:b/>
+                <w:i w:val="0"/>
+                <w:color w:val="EA580C"/>
+                <w:sz w:val="16"/>
+              </w:rPr>
+              <w:t>Moyenne</w:t>
+            </w:r>
+          </w:p>
+        </w:tc>
+        <w:tc>
+          <w:tcPr>
+            <w:tcW w:type="dxa" w:w="1247"/>
+          </w:tcPr>
+          <w:p>
+            <w:r>
+              <w:rPr>
+                <w:b/>
+                <w:i w:val="0"/>
+                <w:sz w:val="16"/>
+              </w:rPr>
+              <w:t>S02</w:t>
+              <w:br/>
+            </w:r>
+            <w:r>
+              <w:rPr>
+                <w:b w:val="0"/>
+                <w:i w:val="0"/>
+                <w:color w:val="64748B"/>
+                <w:sz w:val="14"/>
+              </w:rPr>
+              <w:t>Éducation</w:t>
+            </w:r>
+          </w:p>
+        </w:tc>
+        <w:tc>
+          <w:tcPr>
+            <w:tcW w:type="dxa" w:w="1531"/>
+          </w:tcPr>
+          <w:p>
+            <w:r>
+              <w:rPr>
+                <w:b/>
+                <w:i w:val="0"/>
+                <w:color w:val="16A34A"/>
+                <w:sz w:val="16"/>
+              </w:rPr>
+              <w:t>—</w:t>
+            </w:r>
+          </w:p>
+        </w:tc>
+        <w:tc>
+          <w:tcPr>
+            <w:tcW w:type="dxa" w:w="1191"/>
+          </w:tcPr>
+          <w:p>
+            <w:r>
+              <w:rPr>
+                <w:b w:val="0"/>
+                <w:i w:val="0"/>
+                <w:color w:val="64748B"/>
+                <w:sz w:val="16"/>
+              </w:rPr>
+              <w:t>GT-CQ</w:t>
+            </w:r>
+          </w:p>
+        </w:tc>
+        <w:tc>
+          <w:tcPr>
+            <w:tcW w:type="dxa" w:w="4706"/>
+          </w:tcPr>
+          <w:p>
+            <w:r>
+              <w:rPr>
+                <w:b w:val="0"/>
+                <w:i w:val="0"/>
+                <w:sz w:val="17"/>
+              </w:rPr>
+              <w:t>Prière de régarder les questions 2.13 et 2.33 auprès de l'enquêté.</w:t>
+            </w:r>
+          </w:p>
+        </w:tc>
+      </w:tr>
+      <w:tr>
+        <w:tc>
+          <w:tcPr>
+            <w:tcW w:type="dxa" w:w="964"/>
+          </w:tcPr>
+          <w:p>
+            <w:r>
+              <w:rPr>
+                <w:b/>
+                <w:i w:val="0"/>
+                <w:color w:val="EA580C"/>
+                <w:sz w:val="16"/>
+              </w:rPr>
+              <w:t>Moyenne</w:t>
+            </w:r>
+          </w:p>
+        </w:tc>
+        <w:tc>
+          <w:tcPr>
+            <w:tcW w:type="dxa" w:w="1247"/>
+          </w:tcPr>
+          <w:p>
+            <w:r>
+              <w:rPr>
+                <w:b/>
+                <w:i w:val="0"/>
+                <w:sz w:val="16"/>
+              </w:rPr>
+              <w:t>S02</w:t>
+              <w:br/>
+            </w:r>
+            <w:r>
+              <w:rPr>
+                <w:b w:val="0"/>
+                <w:i w:val="0"/>
+                <w:color w:val="64748B"/>
+                <w:sz w:val="14"/>
+              </w:rPr>
+              <w:t>Éducation</w:t>
+            </w:r>
+          </w:p>
+        </w:tc>
+        <w:tc>
+          <w:tcPr>
+            <w:tcW w:type="dxa" w:w="1531"/>
+          </w:tcPr>
+          <w:p>
+            <w:r>
+              <w:rPr>
+                <w:b/>
+                <w:i w:val="0"/>
+                <w:color w:val="16A34A"/>
+                <w:sz w:val="16"/>
+              </w:rPr>
+              <w:t>s01q23, s01q00b, s01q23_autre</w:t>
+            </w:r>
+          </w:p>
+        </w:tc>
+        <w:tc>
+          <w:tcPr>
+            <w:tcW w:type="dxa" w:w="1191"/>
+          </w:tcPr>
+          <w:p>
+            <w:r>
+              <w:rPr>
+                <w:b w:val="0"/>
+                <w:i w:val="0"/>
+                <w:color w:val="64748B"/>
+                <w:sz w:val="16"/>
+              </w:rPr>
+              <w:t>GT-CQ</w:t>
+            </w:r>
+          </w:p>
+        </w:tc>
+        <w:tc>
+          <w:tcPr>
+            <w:tcW w:type="dxa" w:w="4706"/>
+          </w:tcPr>
+          <w:p>
+            <w:r>
+              <w:rPr>
+                <w:b w:val="0"/>
+                <w:i w:val="0"/>
+                <w:sz w:val="17"/>
+              </w:rPr>
+              <w:t>La raison principale que aissatou KA n'a pas fait des études dans une école formelle est mariage et semble exister dans les modalités, prière de prendre attache avec le QG pour plus d'explication afin de la classer bien.</w:t>
+            </w:r>
+          </w:p>
+        </w:tc>
+      </w:tr>
+      <w:tr>
+        <w:tc>
+          <w:tcPr>
+            <w:tcW w:type="dxa" w:w="964"/>
+          </w:tcPr>
+          <w:p>
+            <w:r>
+              <w:rPr>
+                <w:b/>
+                <w:i w:val="0"/>
+                <w:color w:val="EA580C"/>
+                <w:sz w:val="16"/>
+              </w:rPr>
+              <w:t>Moyenne</w:t>
+            </w:r>
+          </w:p>
+        </w:tc>
+        <w:tc>
+          <w:tcPr>
+            <w:tcW w:type="dxa" w:w="1247"/>
+          </w:tcPr>
+          <w:p>
+            <w:r>
+              <w:rPr>
+                <w:b/>
+                <w:i w:val="0"/>
+                <w:sz w:val="16"/>
+              </w:rPr>
+              <w:t>S02</w:t>
+              <w:br/>
+            </w:r>
+            <w:r>
+              <w:rPr>
+                <w:b w:val="0"/>
+                <w:i w:val="0"/>
+                <w:color w:val="64748B"/>
+                <w:sz w:val="14"/>
+              </w:rPr>
+              <w:t>Éducation</w:t>
+            </w:r>
+          </w:p>
+        </w:tc>
+        <w:tc>
+          <w:tcPr>
+            <w:tcW w:type="dxa" w:w="1531"/>
+          </w:tcPr>
+          <w:p>
+            <w:r>
+              <w:rPr>
+                <w:b/>
+                <w:i w:val="0"/>
+                <w:color w:val="16A34A"/>
+                <w:sz w:val="16"/>
+              </w:rPr>
+              <w:t>s01q23, s01q00b, s01q23_autre</w:t>
+            </w:r>
+          </w:p>
+        </w:tc>
+        <w:tc>
+          <w:tcPr>
+            <w:tcW w:type="dxa" w:w="1191"/>
+          </w:tcPr>
+          <w:p>
+            <w:r>
+              <w:rPr>
+                <w:b w:val="0"/>
+                <w:i w:val="0"/>
+                <w:color w:val="64748B"/>
+                <w:sz w:val="16"/>
+              </w:rPr>
+              <w:t>GT-CQ</w:t>
+            </w:r>
+          </w:p>
+        </w:tc>
+        <w:tc>
+          <w:tcPr>
+            <w:tcW w:type="dxa" w:w="4706"/>
+          </w:tcPr>
+          <w:p>
+            <w:r>
+              <w:rPr>
+                <w:b w:val="0"/>
+                <w:i w:val="0"/>
+                <w:sz w:val="17"/>
+              </w:rPr>
+              <w:t>La raison principale que khady KA n'a pas fait des études dans une école formelle est trop âgée et semble exister dans les modalités, prière de prendre attache avec le QG pour plus d'explication afin de la classer bien.</w:t>
+            </w:r>
+          </w:p>
+        </w:tc>
+      </w:tr>
+      <w:tr>
+        <w:tc>
+          <w:tcPr>
+            <w:tcW w:type="dxa" w:w="964"/>
+          </w:tcPr>
+          <w:p>
+            <w:r>
+              <w:rPr>
+                <w:b/>
+                <w:i w:val="0"/>
+                <w:color w:val="EA580C"/>
+                <w:sz w:val="16"/>
+              </w:rPr>
+              <w:t>Moyenne</w:t>
+            </w:r>
+          </w:p>
+        </w:tc>
+        <w:tc>
+          <w:tcPr>
+            <w:tcW w:type="dxa" w:w="1247"/>
+          </w:tcPr>
+          <w:p>
+            <w:r>
+              <w:rPr>
+                <w:b/>
+                <w:i w:val="0"/>
+                <w:sz w:val="16"/>
+              </w:rPr>
+              <w:t>S03</w:t>
+              <w:br/>
+            </w:r>
+            <w:r>
+              <w:rPr>
+                <w:b w:val="0"/>
+                <w:i w:val="0"/>
+                <w:color w:val="64748B"/>
+                <w:sz w:val="14"/>
+              </w:rPr>
+              <w:t>Santé</w:t>
+            </w:r>
+          </w:p>
+        </w:tc>
+        <w:tc>
+          <w:tcPr>
+            <w:tcW w:type="dxa" w:w="1531"/>
+          </w:tcPr>
+          <w:p>
+            <w:r>
+              <w:rPr>
+                <w:b/>
+                <w:i w:val="0"/>
+                <w:color w:val="16A34A"/>
+                <w:sz w:val="16"/>
+              </w:rPr>
+              <w:t>s01q47__7, s02q24, s01q00b</w:t>
+            </w:r>
+          </w:p>
+        </w:tc>
+        <w:tc>
+          <w:tcPr>
+            <w:tcW w:type="dxa" w:w="1191"/>
+          </w:tcPr>
+          <w:p>
+            <w:r>
+              <w:rPr>
+                <w:b w:val="0"/>
+                <w:i w:val="0"/>
+                <w:color w:val="64748B"/>
+                <w:sz w:val="16"/>
+              </w:rPr>
+              <w:t>GT-CQ</w:t>
+            </w:r>
+          </w:p>
+        </w:tc>
+        <w:tc>
+          <w:tcPr>
+            <w:tcW w:type="dxa" w:w="4706"/>
+          </w:tcPr>
+          <w:p>
+            <w:r>
+              <w:rPr>
+                <w:b w:val="0"/>
+                <w:i w:val="0"/>
+                <w:sz w:val="17"/>
+              </w:rPr>
+              <w:t>Attention ! La dépense totale de frais de consultation dans un service de santé ou un guérisseur au cours des 3 derniers mois sans hospitalisation (202000 Fcfa) de MOUSTAPHA ka est relativement élevé.</w:t>
+            </w:r>
+          </w:p>
+        </w:tc>
+      </w:tr>
+      <w:tr>
+        <w:tc>
+          <w:tcPr>
+            <w:tcW w:type="dxa" w:w="964"/>
+          </w:tcPr>
+          <w:p>
+            <w:r>
+              <w:rPr>
+                <w:b/>
+                <w:i w:val="0"/>
+                <w:color w:val="EA580C"/>
+                <w:sz w:val="16"/>
+              </w:rPr>
+              <w:t>Moyenne</w:t>
+            </w:r>
+          </w:p>
+        </w:tc>
+        <w:tc>
+          <w:tcPr>
+            <w:tcW w:type="dxa" w:w="1247"/>
+          </w:tcPr>
+          <w:p>
+            <w:r>
+              <w:rPr>
+                <w:b/>
+                <w:i w:val="0"/>
+                <w:sz w:val="16"/>
+              </w:rPr>
+              <w:t>S03</w:t>
+              <w:br/>
+            </w:r>
+            <w:r>
+              <w:rPr>
+                <w:b w:val="0"/>
+                <w:i w:val="0"/>
+                <w:color w:val="64748B"/>
+                <w:sz w:val="14"/>
+              </w:rPr>
+              <w:t>Santé</w:t>
+            </w:r>
+          </w:p>
+        </w:tc>
+        <w:tc>
+          <w:tcPr>
+            <w:tcW w:type="dxa" w:w="1531"/>
+          </w:tcPr>
+          <w:p>
+            <w:r>
+              <w:rPr>
+                <w:b/>
+                <w:i w:val="0"/>
+                <w:color w:val="16A34A"/>
+                <w:sz w:val="16"/>
+              </w:rPr>
+              <w:t>—</w:t>
+            </w:r>
+          </w:p>
+        </w:tc>
+        <w:tc>
+          <w:tcPr>
+            <w:tcW w:type="dxa" w:w="1191"/>
+          </w:tcPr>
+          <w:p>
+            <w:r>
+              <w:rPr>
+                <w:b w:val="0"/>
+                <w:i w:val="0"/>
+                <w:color w:val="64748B"/>
+                <w:sz w:val="16"/>
+              </w:rPr>
+              <w:t>GT-CQ</w:t>
+            </w:r>
+          </w:p>
+        </w:tc>
+        <w:tc>
+          <w:tcPr>
+            <w:tcW w:type="dxa" w:w="4706"/>
+          </w:tcPr>
+          <w:p>
+            <w:r>
+              <w:rPr>
+                <w:b w:val="0"/>
+                <w:i w:val="0"/>
+                <w:sz w:val="17"/>
+              </w:rPr>
+              <w:t>Prière de corriger ou de confirmer avec le QG.</w:t>
+            </w:r>
+          </w:p>
+        </w:tc>
+      </w:tr>
+      <w:tr>
+        <w:tc>
+          <w:tcPr>
+            <w:tcW w:type="dxa" w:w="964"/>
+          </w:tcPr>
+          <w:p>
+            <w:r>
+              <w:rPr>
+                <w:b/>
+                <w:i w:val="0"/>
+                <w:color w:val="EA580C"/>
+                <w:sz w:val="16"/>
+              </w:rPr>
+              <w:t>Moyenne</w:t>
+            </w:r>
+          </w:p>
+        </w:tc>
+        <w:tc>
+          <w:tcPr>
+            <w:tcW w:type="dxa" w:w="1247"/>
+          </w:tcPr>
+          <w:p>
+            <w:r>
+              <w:rPr>
+                <w:b/>
+                <w:i w:val="0"/>
+                <w:sz w:val="16"/>
+              </w:rPr>
+              <w:t>S03</w:t>
+              <w:br/>
+            </w:r>
+            <w:r>
+              <w:rPr>
+                <w:b w:val="0"/>
+                <w:i w:val="0"/>
+                <w:color w:val="64748B"/>
+                <w:sz w:val="14"/>
+              </w:rPr>
+              <w:t>Santé</w:t>
+            </w:r>
+          </w:p>
+        </w:tc>
+        <w:tc>
+          <w:tcPr>
+            <w:tcW w:type="dxa" w:w="1531"/>
+          </w:tcPr>
+          <w:p>
+            <w:r>
+              <w:rPr>
+                <w:b/>
+                <w:i w:val="0"/>
+                <w:color w:val="16A34A"/>
+                <w:sz w:val="16"/>
+              </w:rPr>
+              <w:t>s01q10_1, s02q20, s02q22, s03q06, s01q00b, s03q06_autre</w:t>
+            </w:r>
+          </w:p>
+        </w:tc>
+        <w:tc>
+          <w:tcPr>
+            <w:tcW w:type="dxa" w:w="1191"/>
+          </w:tcPr>
+          <w:p>
+            <w:r>
+              <w:rPr>
+                <w:b w:val="0"/>
+                <w:i w:val="0"/>
+                <w:color w:val="64748B"/>
+                <w:sz w:val="16"/>
+              </w:rPr>
+              <w:t>GT-CQ</w:t>
+            </w:r>
+          </w:p>
+        </w:tc>
+        <w:tc>
+          <w:tcPr>
+            <w:tcW w:type="dxa" w:w="4706"/>
+          </w:tcPr>
+          <w:p>
+            <w:r>
+              <w:rPr>
+                <w:b w:val="0"/>
+                <w:i w:val="0"/>
+                <w:sz w:val="17"/>
+              </w:rPr>
+              <w:t>La raison principale que maty KA n'a pas été vacciné est sa mère ne la pas amené, prière de prendre attache avec le QG pour plus d'explication afin de la classer bien.</w:t>
+            </w:r>
+          </w:p>
+        </w:tc>
+      </w:tr>
+      <w:tr>
+        <w:tc>
+          <w:tcPr>
+            <w:tcW w:type="dxa" w:w="964"/>
+          </w:tcPr>
+          <w:p>
+            <w:r>
+              <w:rPr>
+                <w:b/>
+                <w:i w:val="0"/>
+                <w:color w:val="EA580C"/>
+                <w:sz w:val="16"/>
+              </w:rPr>
+              <w:t>Moyenne</w:t>
             </w:r>
           </w:p>
         </w:tc>
@@ -1444,7 +3514,7 @@
                 <w:color w:val="16A34A"/>
                 <w:sz w:val="16"/>
               </w:rPr>
-              <w:t>s04q46</w:t>
+              <w:t>s01q23, s01q00b, s01q23_autre</w:t>
             </w:r>
           </w:p>
         </w:tc>
@@ -1475,7 +3545,7 @@
                 <w:i w:val="0"/>
                 <w:sz w:val="17"/>
               </w:rPr>
-              <w:t>Incohérence! maodo KA  evolue dans l'agriculture mais est  considéré comme salarié ou stagiaire/apprenti non renuméré, prière de revoir la question s04q46 et corriger.</w:t>
+              <w:t>La  raison principale que aissatou ndao n'a pas cherché du travail au cours des 30 derniers jours est pas de raison valable et semble exister dans les modalités, prière de prendre attache avec le QG pour plus d'explication afin de la classer bien.</w:t>
             </w:r>
           </w:p>
         </w:tc>
@@ -1490,10 +3560,10 @@
               <w:rPr>
                 <w:b/>
                 <w:i w:val="0"/>
-                <w:color w:val="DC2626"/>
-                <w:sz w:val="16"/>
-              </w:rPr>
-              <w:t>Haute</w:t>
+                <w:color w:val="EA580C"/>
+                <w:sz w:val="16"/>
+              </w:rPr>
+              <w:t>Moyenne</w:t>
             </w:r>
           </w:p>
         </w:tc>
@@ -1534,7 +3604,7 @@
                 <w:color w:val="16A34A"/>
                 <w:sz w:val="16"/>
               </w:rPr>
-              <w:t>s04q46</w:t>
+              <w:t>s01q35, s01q36, s01q37, s02q04, s02q15, s03q13, s03q14, s03q15</w:t>
             </w:r>
           </w:p>
         </w:tc>
@@ -1565,7 +3635,7 @@
                 <w:i w:val="0"/>
                 <w:sz w:val="17"/>
               </w:rPr>
-              <w:t>Incohérence! omar KA  evolue dans l'agriculture mais est  considéré comme salarié ou stagiaire/apprenti non renuméré, prière de revoir la question s04q46 et corriger.</w:t>
+              <w:t>Nombre de mois exercé  (3 mois) par omar KA dans l'emploi au cours des 12 derniers mois semble faible, veuillez corriger s'il vous plait ou comfirmer avec le QG.</w:t>
             </w:r>
           </w:p>
         </w:tc>
@@ -1580,10 +3650,10 @@
               <w:rPr>
                 <w:b/>
                 <w:i w:val="0"/>
-                <w:color w:val="DC2626"/>
-                <w:sz w:val="16"/>
-              </w:rPr>
-              <w:t>Haute</w:t>
+                <w:color w:val="EA580C"/>
+                <w:sz w:val="16"/>
+              </w:rPr>
+              <w:t>Moyenne</w:t>
             </w:r>
           </w:p>
         </w:tc>
@@ -1624,7 +3694,7 @@
                 <w:color w:val="16A34A"/>
                 <w:sz w:val="16"/>
               </w:rPr>
-              <w:t>s04q46</w:t>
+              <w:t>s00q07a, s00q08, s00q10, s00q13_0, s00q15_0, s00q17_0, s00q23a, s00q23b</w:t>
             </w:r>
           </w:p>
         </w:tc>
@@ -1655,7 +3725,7 @@
                 <w:i w:val="0"/>
                 <w:sz w:val="17"/>
               </w:rPr>
-              <w:t>Incohérence! BASSIROU KA  evolue dans l'agriculture mais est  considéré comme salarié ou stagiaire/apprenti non renuméré, prière de revoir la question s04q46 et corriger.</w:t>
+              <w:t>Prière de changer la branche d'activité BASSIROU KA, les cultivateurs dont leurs cultures est principalement destiné à la consommation du ménage sont des (Agriculteurs, subsistances) et ceux qui le font avec l'élevage sont des (Agriculteurs et eleveurs, subsistances).</w:t>
             </w:r>
           </w:p>
         </w:tc>
@@ -1670,10 +3740,10 @@
               <w:rPr>
                 <w:b/>
                 <w:i w:val="0"/>
-                <w:color w:val="DC2626"/>
-                <w:sz w:val="16"/>
-              </w:rPr>
-              <w:t>Haute</w:t>
+                <w:color w:val="EA580C"/>
+                <w:sz w:val="16"/>
+              </w:rPr>
+              <w:t>Moyenne</w:t>
             </w:r>
           </w:p>
         </w:tc>
@@ -1688,7 +3758,7 @@
                 <w:i w:val="0"/>
                 <w:sz w:val="16"/>
               </w:rPr>
-              <w:t>S16</w:t>
+              <w:t>S04</w:t>
               <w:br/>
             </w:r>
             <w:r>
@@ -1698,7 +3768,7 @@
                 <w:color w:val="64748B"/>
                 <w:sz w:val="14"/>
               </w:rPr>
-              <w:t>Agriculture</w:t>
+              <w:t>Emploi</w:t>
             </w:r>
           </w:p>
         </w:tc>
@@ -1714,7 +3784,7 @@
                 <w:color w:val="16A34A"/>
                 <w:sz w:val="16"/>
               </w:rPr>
-              <w:t>s16dq05a, s16dq05c</w:t>
+              <w:t>s01q35, s01q36, s01q37, s02q04, s02q15, s03q13, s03q14, s03q15</w:t>
             </w:r>
           </w:p>
         </w:tc>
@@ -1745,7 +3815,7 @@
                 <w:i w:val="0"/>
                 <w:sz w:val="17"/>
               </w:rPr>
-              <w:t>La quantité de s16dq05a estimée en Kg est incohérente avec la prise dans la question s16dq05c, prière de bien estimer et mettre la valeur exacte.</w:t>
+              <w:t>Nombre de mois exercé  (3 mois) par BASSIROU KA dans l'emploi au cours des 12 derniers mois semble faible, veuillez corriger s'il vous plait ou comfirmer avec le QG.</w:t>
             </w:r>
           </w:p>
         </w:tc>
@@ -1760,10 +3830,10 @@
               <w:rPr>
                 <w:b/>
                 <w:i w:val="0"/>
-                <w:color w:val="DC2626"/>
-                <w:sz w:val="16"/>
-              </w:rPr>
-              <w:t>Haute</w:t>
+                <w:color w:val="EA580C"/>
+                <w:sz w:val="16"/>
+              </w:rPr>
+              <w:t>Moyenne</w:t>
             </w:r>
           </w:p>
         </w:tc>
@@ -1778,7 +3848,7 @@
                 <w:i w:val="0"/>
                 <w:sz w:val="16"/>
               </w:rPr>
-              <w:t>S19</w:t>
+              <w:t>S06</w:t>
               <w:br/>
             </w:r>
             <w:r>
@@ -1788,7 +3858,7 @@
                 <w:color w:val="64748B"/>
                 <w:sz w:val="14"/>
               </w:rPr>
-              <w:t>Entreprises non agricoles</w:t>
+              <w:t>Crédit &amp; épargne</w:t>
             </w:r>
           </w:p>
         </w:tc>
@@ -1804,7 +3874,7 @@
                 <w:color w:val="16A34A"/>
                 <w:sz w:val="16"/>
               </w:rPr>
-              <w:t>s01q02, s02q01__1, s02q02__1, s02q03__1, s02q15, s03q17, s04q28, s04q35d</w:t>
+              <w:t>—</w:t>
             </w:r>
           </w:p>
         </w:tc>
@@ -1835,7 +3905,7 @@
                 <w:i w:val="0"/>
                 <w:sz w:val="17"/>
               </w:rPr>
-              <w:t>Incohérence!! Le prix de revente de Animaux de labour dans cette section 19 ne doit pas être égal 0 même si le ménage l'a reçu en cadeau prière de leurs aider à faire une estimation.</w:t>
+              <w:t>Veuillez vous rassurez réellement que la personne n'a pas affecté de crédit immobilier.</w:t>
             </w:r>
           </w:p>
         </w:tc>
@@ -1850,10 +3920,10 @@
               <w:rPr>
                 <w:b/>
                 <w:i w:val="0"/>
-                <w:color w:val="DC2626"/>
-                <w:sz w:val="16"/>
-              </w:rPr>
-              <w:t>Haute</w:t>
+                <w:color w:val="EA580C"/>
+                <w:sz w:val="16"/>
+              </w:rPr>
+              <w:t>Moyenne</w:t>
             </w:r>
           </w:p>
         </w:tc>
@@ -1868,7 +3938,7 @@
                 <w:i w:val="0"/>
                 <w:sz w:val="16"/>
               </w:rPr>
-              <w:t>S19</w:t>
+              <w:t>S07</w:t>
               <w:br/>
             </w:r>
             <w:r>
@@ -1878,7 +3948,7 @@
                 <w:color w:val="64748B"/>
                 <w:sz w:val="14"/>
               </w:rPr>
-              <w:t>Entreprises non agricoles</w:t>
+              <w:t>Consommation alimentaire</w:t>
             </w:r>
           </w:p>
         </w:tc>
@@ -1894,7 +3964,7 @@
                 <w:color w:val="16A34A"/>
                 <w:sz w:val="16"/>
               </w:rPr>
-              <w:t>s01q02, s02q01__1, s02q02__1, s02q03__1, s02q15, s03q17, s04q28, s04q35d</w:t>
+              <w:t>—</w:t>
             </w:r>
           </w:p>
         </w:tc>
@@ -1925,7 +3995,7 @@
                 <w:i w:val="0"/>
                 <w:sz w:val="17"/>
               </w:rPr>
-              <w:t>Incohérence!! Le prix de revente de Charrettes dans cette section 19 ne doit pas être égal 0 même si le ménage l'a reçu en cadeau prière de leurs aider à faire une estimation.</w:t>
+              <w:t>Attention ! La dépense du répas pris à l'extérieur de ALIOUNE KA (10800 Fcfa) au cours de 7 derniers jours est relativement élevé.</w:t>
             </w:r>
           </w:p>
         </w:tc>
@@ -1940,10 +4010,10 @@
               <w:rPr>
                 <w:b/>
                 <w:i w:val="0"/>
-                <w:color w:val="DC2626"/>
-                <w:sz w:val="16"/>
-              </w:rPr>
-              <w:t>Haute</w:t>
+                <w:color w:val="EA580C"/>
+                <w:sz w:val="16"/>
+              </w:rPr>
+              <w:t>Moyenne</w:t>
             </w:r>
           </w:p>
         </w:tc>
@@ -1958,7 +4028,7 @@
                 <w:i w:val="0"/>
                 <w:sz w:val="16"/>
               </w:rPr>
-              <w:t>S19</w:t>
+              <w:t>S07</w:t>
               <w:br/>
             </w:r>
             <w:r>
@@ -1968,7 +4038,7 @@
                 <w:color w:val="64748B"/>
                 <w:sz w:val="14"/>
               </w:rPr>
-              <w:t>Entreprises non agricoles</w:t>
+              <w:t>Consommation alimentaire</w:t>
             </w:r>
           </w:p>
         </w:tc>
@@ -1984,7 +4054,7 @@
                 <w:color w:val="16A34A"/>
                 <w:sz w:val="16"/>
               </w:rPr>
-              <w:t>s01q02, s02q01__1, s02q02__1, s02q03__1, s02q15, s03q17, s04q28, s04q35d</w:t>
+              <w:t>—</w:t>
             </w:r>
           </w:p>
         </w:tc>
@@ -2015,7 +4085,7 @@
                 <w:i w:val="0"/>
                 <w:sz w:val="17"/>
               </w:rPr>
-              <w:t>Incohérence!! Le prix de revente de Houe/daba/hilaire dans cette section 19 ne doit pas être égal 0 même si le ménage l'a reçu en cadeau prière de leurs aider à faire une estimation.</w:t>
+              <w:t>Prière de corriger ou de confirmer avec le QG.</w:t>
             </w:r>
           </w:p>
         </w:tc>
@@ -2048,7 +4118,7 @@
                 <w:i w:val="0"/>
                 <w:sz w:val="16"/>
               </w:rPr>
-              <w:t>S00</w:t>
+              <w:t>S07</w:t>
               <w:br/>
             </w:r>
             <w:r>
@@ -2058,7 +4128,7 @@
                 <w:color w:val="64748B"/>
                 <w:sz w:val="14"/>
               </w:rPr>
-              <w:t>Identification</w:t>
+              <w:t>Consommation alimentaire</w:t>
             </w:r>
           </w:p>
         </w:tc>
@@ -2074,7 +4144,7 @@
                 <w:color w:val="16A34A"/>
                 <w:sz w:val="16"/>
               </w:rPr>
-              <w:t>s00q07a, s00q08, s00q10, s00q13_0, s00q15_0, s00q17_0, s00q23a, s00q23b</w:t>
+              <w:t>—</w:t>
             </w:r>
           </w:p>
         </w:tc>
@@ -2105,7 +4175,7 @@
                 <w:i w:val="0"/>
                 <w:sz w:val="17"/>
               </w:rPr>
-              <w:t>Prière de renseigner toutes les informations du ménage dans la section 0 avant d'entamer les autres informations.</w:t>
+              <w:t>Attention ! La dépense du répas pris à l'extérieur de khady KA (5200 Fcfa) au cours de 7 derniers jours est relativement élevé.</w:t>
             </w:r>
           </w:p>
         </w:tc>
@@ -2138,7 +4208,7 @@
                 <w:i w:val="0"/>
                 <w:sz w:val="16"/>
               </w:rPr>
-              <w:t>S00</w:t>
+              <w:t>S07</w:t>
               <w:br/>
             </w:r>
             <w:r>
@@ -2148,7 +4218,7 @@
                 <w:color w:val="64748B"/>
                 <w:sz w:val="14"/>
               </w:rPr>
-              <w:t>Identification</w:t>
+              <w:t>Consommation alimentaire</w:t>
             </w:r>
           </w:p>
         </w:tc>
@@ -2195,7 +4265,7 @@
                 <w:i w:val="0"/>
                 <w:sz w:val="17"/>
               </w:rPr>
-              <w:t>L'adresse ou la localisation du ménage doit être bien renseignée, ne doit pas contenir des numéros de téléphone et elle semble courte pour être une adresse.</w:t>
+              <w:t>Attention ! Le prix unitaire d'achat (1166.667 Fcfa) de Poisson frais yaboye ou obo (sardinelle) en Kg (taille unique) est relativement élevé par rapport aux autres prix observés dans cette zone.</w:t>
             </w:r>
           </w:p>
         </w:tc>
@@ -2228,7 +4298,7 @@
                 <w:i w:val="0"/>
                 <w:sz w:val="16"/>
               </w:rPr>
-              <w:t>S00</w:t>
+              <w:t>S07</w:t>
               <w:br/>
             </w:r>
             <w:r>
@@ -2238,7 +4308,7 @@
                 <w:color w:val="64748B"/>
                 <w:sz w:val="14"/>
               </w:rPr>
-              <w:t>Identification</w:t>
+              <w:t>Consommation alimentaire</w:t>
             </w:r>
           </w:p>
         </w:tc>
@@ -2285,7 +4355,7 @@
                 <w:i w:val="0"/>
                 <w:sz w:val="17"/>
               </w:rPr>
-              <w:t>Prière de renseigner la bonne adresse.Attention! Il manque des informations non renseignées dans la section 0, prière de regarder toutes les autres informations dans l'identification du ménage (IDENTIFICATION ET RENSEIGNEMENTS DE CONTROLE) ou dans OBSERVATIONS pour pouvoir renseigné toutes les questions liées au ménage.</w:t>
+              <w:t>Prière de corriger ou de confirmer avec le QG.</w:t>
             </w:r>
           </w:p>
         </w:tc>
@@ -2318,7 +4388,7 @@
                 <w:i w:val="0"/>
                 <w:sz w:val="16"/>
               </w:rPr>
-              <w:t>S00</w:t>
+              <w:t>S07</w:t>
               <w:br/>
             </w:r>
             <w:r>
@@ -2328,7 +4398,7 @@
                 <w:color w:val="64748B"/>
                 <w:sz w:val="14"/>
               </w:rPr>
-              <w:t>Identification</w:t>
+              <w:t>Consommation alimentaire</w:t>
             </w:r>
           </w:p>
         </w:tc>
@@ -2344,7 +4414,7 @@
                 <w:color w:val="16A34A"/>
                 <w:sz w:val="16"/>
               </w:rPr>
-              <w:t>s00q14, s00q16, s00q18</w:t>
+              <w:t>—</w:t>
             </w:r>
           </w:p>
         </w:tc>
@@ -2375,7 +4445,7 @@
                 <w:i w:val="0"/>
                 <w:sz w:val="17"/>
               </w:rPr>
-              <w:t>Attention! Veillez bien renseigner les contacts dans les questions de 0.14 ou 0.16 ou 0.18.</w:t>
+              <w:t>Attention ! Le prix unitaire d'achat (150 Fcfa) de Aubergine sauvage (Jaxatu) en Tas (Petit) est relativement élevé par rapport aux autres prix observés dans cette zone.</w:t>
             </w:r>
           </w:p>
         </w:tc>
@@ -2408,7 +4478,7 @@
                 <w:i w:val="0"/>
                 <w:sz w:val="16"/>
               </w:rPr>
-              <w:t>S01</w:t>
+              <w:t>S07</w:t>
               <w:br/>
             </w:r>
             <w:r>
@@ -2418,7 +4488,7 @@
                 <w:color w:val="64748B"/>
                 <w:sz w:val="14"/>
               </w:rPr>
-              <w:t>Démographie</w:t>
+              <w:t>Consommation alimentaire</w:t>
             </w:r>
           </w:p>
         </w:tc>
@@ -2434,7 +4504,7 @@
                 <w:color w:val="16A34A"/>
                 <w:sz w:val="16"/>
               </w:rPr>
-              <w:t>—</w:t>
+              <w:t>s02q02__1, s02q15, s02q17, s03q16, s04q27, s04q43, s04q63, s05q11</w:t>
             </w:r>
           </w:p>
         </w:tc>
@@ -2465,7 +4535,7 @@
                 <w:i w:val="0"/>
                 <w:sz w:val="17"/>
               </w:rPr>
-              <w:t>Prière de verifier l'information donnée par MAME  Anthia KA ou corriger au niveau de la section 1.</w:t>
+              <w:t>(maïs, tournesol, coco, lait de vache, etc.) consommée  par le ménage semble très élevé, prière de corriger ou confirmer avec le QG.</w:t>
             </w:r>
           </w:p>
         </w:tc>
@@ -2498,7 +4568,7 @@
                 <w:i w:val="0"/>
                 <w:sz w:val="16"/>
               </w:rPr>
-              <w:t>S01</w:t>
+              <w:t>S07</w:t>
               <w:br/>
             </w:r>
             <w:r>
@@ -2508,7 +4578,7 @@
                 <w:color w:val="64748B"/>
                 <w:sz w:val="14"/>
               </w:rPr>
-              <w:t>Démographie</w:t>
+              <w:t>Consommation alimentaire</w:t>
             </w:r>
           </w:p>
         </w:tc>
@@ -2524,7 +4594,7 @@
                 <w:color w:val="16A34A"/>
                 <w:sz w:val="16"/>
               </w:rPr>
-              <w:t>—</w:t>
+              <w:t>s02q10, s06q13, s06q14, s06q15a, s07bq01, s07bq03b, s07bq03b1, s07bq03c1</w:t>
             </w:r>
           </w:p>
         </w:tc>
@@ -2555,7 +4625,7 @@
                 <w:i w:val="0"/>
                 <w:sz w:val="17"/>
               </w:rPr>
-              <w:t>Prière de verifier l'information donnée par maty KA ou corriger au niveau de la section 1.</w:t>
+              <w:t>Difficile de consommer le Sel en Kg taille unique prière de verifier.</w:t>
             </w:r>
           </w:p>
         </w:tc>
@@ -2588,7 +4658,7 @@
                 <w:i w:val="0"/>
                 <w:sz w:val="16"/>
               </w:rPr>
-              <w:t>S02</w:t>
+              <w:t>S09</w:t>
               <w:br/>
             </w:r>
             <w:r>
@@ -2598,7 +4668,7 @@
                 <w:color w:val="64748B"/>
                 <w:sz w:val="14"/>
               </w:rPr>
-              <w:t>Éducation</w:t>
+              <w:t>Dépenses non alimentaires</w:t>
             </w:r>
           </w:p>
         </w:tc>
@@ -2645,7 +4715,7 @@
                 <w:i w:val="0"/>
                 <w:sz w:val="17"/>
               </w:rPr>
-              <w:t>veuillez, s'il vous plait, confirmer les frais de scolarité ( 5000 FCFA) payée de omar KA avec le QG ou apporter les corrections nécessaires.</w:t>
+              <w:t>Attention ! La dépense du ménage de BABACAR KA (7000 Fcfa) au cours de 7 derniers jours de Transport urbain/rural en moto-taxi est relativement élevé.</w:t>
             </w:r>
           </w:p>
         </w:tc>
@@ -2678,7 +4748,7 @@
                 <w:i w:val="0"/>
                 <w:sz w:val="16"/>
               </w:rPr>
-              <w:t>S02</w:t>
+              <w:t>S09</w:t>
               <w:br/>
             </w:r>
             <w:r>
@@ -2688,7 +4758,7 @@
                 <w:color w:val="64748B"/>
                 <w:sz w:val="14"/>
               </w:rPr>
-              <w:t>Éducation</w:t>
+              <w:t>Dépenses non alimentaires</w:t>
             </w:r>
           </w:p>
         </w:tc>
@@ -2735,7 +4805,7 @@
                 <w:i w:val="0"/>
                 <w:sz w:val="17"/>
               </w:rPr>
-              <w:t>veuillez, s'il vous plait, confirmer les frais de scolarité ( 7000 FCFA) payée de BASSIROU KA avec le QG ou apporter les corrections nécessaires.</w:t>
+              <w:t>Prière de corriger ou de confirmer avec le QG.</w:t>
             </w:r>
           </w:p>
         </w:tc>
@@ -2768,7 +4838,7 @@
                 <w:i w:val="0"/>
                 <w:sz w:val="16"/>
               </w:rPr>
-              <w:t>S02</w:t>
+              <w:t>S09</w:t>
               <w:br/>
             </w:r>
             <w:r>
@@ -2778,7 +4848,7 @@
                 <w:color w:val="64748B"/>
                 <w:sz w:val="14"/>
               </w:rPr>
-              <w:t>Éducation</w:t>
+              <w:t>Dépenses non alimentaires</w:t>
             </w:r>
           </w:p>
         </w:tc>
@@ -2794,7 +4864,7 @@
                 <w:color w:val="16A34A"/>
                 <w:sz w:val="16"/>
               </w:rPr>
-              <w:t>s01q63, s00q04, s02q25, s01q00b, s02q17_2, s02q15_2</w:t>
+              <w:t>s01q23, s01q00b, s01q23_autre</w:t>
             </w:r>
           </w:p>
         </w:tc>
@@ -2825,7 +4895,7 @@
                 <w:i w:val="0"/>
                 <w:sz w:val="17"/>
               </w:rPr>
-              <w:t>Dans les milieux urbains c'est peu probable de voir une école dont les élèves ou étudiants ne dépensent pas en frais d'uniformes, prière de verifier pour BASSIROU KA qui fréquente 4ème année de Secondaire 1 (Moyen) Général et corriger ou confirmer avec le QG.</w:t>
+              <w:t>La dernière fois que vous avez acheté Bois de chauffe ramassé/coupé (estimer la valeur) est a la forêt et semble exister dans les modalités, prière de prendre attache avec le QG pour plus d'explication afin de la classer bien.</w:t>
             </w:r>
           </w:p>
         </w:tc>
@@ -2858,7 +4928,7 @@
                 <w:i w:val="0"/>
                 <w:sz w:val="16"/>
               </w:rPr>
-              <w:t>S02</w:t>
+              <w:t>S09</w:t>
               <w:br/>
             </w:r>
             <w:r>
@@ -2868,7 +4938,7 @@
                 <w:color w:val="64748B"/>
                 <w:sz w:val="14"/>
               </w:rPr>
-              <w:t>Éducation</w:t>
+              <w:t>Dépenses non alimentaires</w:t>
             </w:r>
           </w:p>
         </w:tc>
@@ -2884,7 +4954,7 @@
                 <w:color w:val="16A34A"/>
                 <w:sz w:val="16"/>
               </w:rPr>
-              <w:t>s01q23, s01q00b, s01q23_autre</w:t>
+              <w:t>—</w:t>
             </w:r>
           </w:p>
         </w:tc>
@@ -2915,7 +4985,7 @@
                 <w:i w:val="0"/>
                 <w:sz w:val="17"/>
               </w:rPr>
-              <w:t>La raison principale que ALIOUNE KA n'a pas fait des études dans une école formelle est âgée et semble exister dans les modalités, prière de prendre attache avec le QG pour plus d'explication afin de la classer bien.</w:t>
+              <w:t>Attention ! La dépense du ménage de BABACAR KA (1500 Fcfa) au cours de 30 derniers jours de Serviettes hygiéniques, couches jetables pour bébé, etc est relativement élevé.</w:t>
             </w:r>
           </w:p>
         </w:tc>
@@ -2948,7 +5018,7 @@
                 <w:i w:val="0"/>
                 <w:sz w:val="16"/>
               </w:rPr>
-              <w:t>S02</w:t>
+              <w:t>S09</w:t>
               <w:br/>
             </w:r>
             <w:r>
@@ -2958,7 +5028,7 @@
                 <w:color w:val="64748B"/>
                 <w:sz w:val="14"/>
               </w:rPr>
-              <w:t>Éducation</w:t>
+              <w:t>Dépenses non alimentaires</w:t>
             </w:r>
           </w:p>
         </w:tc>
@@ -2974,7 +5044,7 @@
                 <w:color w:val="16A34A"/>
                 <w:sz w:val="16"/>
               </w:rPr>
-              <w:t>s01q23, s01q00b, s01q23_autre</w:t>
+              <w:t>—</w:t>
             </w:r>
           </w:p>
         </w:tc>
@@ -3005,7 +5075,7 @@
                 <w:i w:val="0"/>
                 <w:sz w:val="17"/>
               </w:rPr>
-              <w:t>La raison principale que BABACAR KA n'a pas fait des études dans une école formelle est trop âgée et semble exister dans les modalités, prière de prendre attache avec le QG pour plus d'explication afin de la classer bien.</w:t>
+              <w:t>Prière de corriger ou de confirmer avec le QG.</w:t>
             </w:r>
           </w:p>
         </w:tc>
@@ -3038,7 +5108,7 @@
                 <w:i w:val="0"/>
                 <w:sz w:val="16"/>
               </w:rPr>
-              <w:t>S02</w:t>
+              <w:t>S09</w:t>
               <w:br/>
             </w:r>
             <w:r>
@@ -3048,7 +5118,7 @@
                 <w:color w:val="64748B"/>
                 <w:sz w:val="14"/>
               </w:rPr>
-              <w:t>Éducation</w:t>
+              <w:t>Dépenses non alimentaires</w:t>
             </w:r>
           </w:p>
         </w:tc>
@@ -3064,7 +5134,7 @@
                 <w:color w:val="16A34A"/>
                 <w:sz w:val="16"/>
               </w:rPr>
-              <w:t>s01q23, s01q00b, s01q23_autre</w:t>
+              <w:t>—</w:t>
             </w:r>
           </w:p>
         </w:tc>
@@ -3095,7 +5165,7 @@
                 <w:i w:val="0"/>
                 <w:sz w:val="17"/>
               </w:rPr>
-              <w:t>La raison principale que MAME  Anthia KA n'a pas fait des études dans une école formelle est pas de raison, juste on la pas encore envoye a l'école et semble exister dans les modalités, prière de prendre attache avec le QG pour plus d'explication afin de la classer bien.</w:t>
+              <w:t>Attention ! La dépense du ménage de BABACAR KA (3500 Fcfa) au cours de 30 derniers jours de Gaz domestique 3 kilogrammes est relativement élevé.</w:t>
             </w:r>
           </w:p>
         </w:tc>
@@ -3128,7 +5198,7 @@
                 <w:i w:val="0"/>
                 <w:sz w:val="16"/>
               </w:rPr>
-              <w:t>S02</w:t>
+              <w:t>S09</w:t>
               <w:br/>
             </w:r>
             <w:r>
@@ -3138,7 +5208,7 @@
                 <w:color w:val="64748B"/>
                 <w:sz w:val="14"/>
               </w:rPr>
-              <w:t>Éducation</w:t>
+              <w:t>Dépenses non alimentaires</w:t>
             </w:r>
           </w:p>
         </w:tc>
@@ -3154,7 +5224,7 @@
                 <w:color w:val="16A34A"/>
                 <w:sz w:val="16"/>
               </w:rPr>
-              <w:t>s01q23, s01q00b, s01q23_autre</w:t>
+              <w:t>—</w:t>
             </w:r>
           </w:p>
         </w:tc>
@@ -3185,7 +5255,7 @@
                 <w:i w:val="0"/>
                 <w:sz w:val="17"/>
               </w:rPr>
-              <w:t>La raison principale que MOUHAMED KA n'a pas été à l'école entre 2024/2025 est école coranique et semble exister dans les modalités, prière de prendre attache avec le QG pour plus d'explication afin de la classer bien.</w:t>
+              <w:t>Attention ! La dépense du ménage de BABACAR KA (2500 Fcfa) au cours de 3 derniers mois de Services de réparation et d'entretien (vidange, graissage, gonflage de pneu etc.</w:t>
             </w:r>
           </w:p>
         </w:tc>
@@ -3218,7 +5288,7 @@
                 <w:i w:val="0"/>
                 <w:sz w:val="16"/>
               </w:rPr>
-              <w:t>S02</w:t>
+              <w:t>S09</w:t>
               <w:br/>
             </w:r>
             <w:r>
@@ -3228,7 +5298,7 @@
                 <w:color w:val="64748B"/>
                 <w:sz w:val="14"/>
               </w:rPr>
-              <w:t>Éducation</w:t>
+              <w:t>Dépenses non alimentaires</w:t>
             </w:r>
           </w:p>
         </w:tc>
@@ -3275,7 +5345,7 @@
                 <w:i w:val="0"/>
                 <w:sz w:val="17"/>
               </w:rPr>
-              <w:t>Prière de régarder les questions 2.13 et 2.33 auprès de l'enquêté.</w:t>
+              <w:t>) de moyens de transport personnel (voitures, motos, bicyclette, etc.</w:t>
             </w:r>
           </w:p>
         </w:tc>
@@ -3308,7 +5378,7 @@
                 <w:i w:val="0"/>
                 <w:sz w:val="16"/>
               </w:rPr>
-              <w:t>S02</w:t>
+              <w:t>S09</w:t>
               <w:br/>
             </w:r>
             <w:r>
@@ -3318,7 +5388,7 @@
                 <w:color w:val="64748B"/>
                 <w:sz w:val="14"/>
               </w:rPr>
-              <w:t>Éducation</w:t>
+              <w:t>Dépenses non alimentaires</w:t>
             </w:r>
           </w:p>
         </w:tc>
@@ -3334,7 +5404,7 @@
                 <w:color w:val="16A34A"/>
                 <w:sz w:val="16"/>
               </w:rPr>
-              <w:t>s01q23, s01q00b, s01q23_autre</w:t>
+              <w:t>—</w:t>
             </w:r>
           </w:p>
         </w:tc>
@@ -3365,7 +5435,7 @@
                 <w:i w:val="0"/>
                 <w:sz w:val="17"/>
               </w:rPr>
-              <w:t>La raison principale que aissatou KA n'a pas fait des études dans une école formelle est mariage et semble exister dans les modalités, prière de prendre attache avec le QG pour plus d'explication afin de la classer bien.</w:t>
+              <w:t>) est relativement élevé.</w:t>
             </w:r>
           </w:p>
         </w:tc>
@@ -3398,7 +5468,7 @@
                 <w:i w:val="0"/>
                 <w:sz w:val="16"/>
               </w:rPr>
-              <w:t>S02</w:t>
+              <w:t>S09</w:t>
               <w:br/>
             </w:r>
             <w:r>
@@ -3408,7 +5478,7 @@
                 <w:color w:val="64748B"/>
                 <w:sz w:val="14"/>
               </w:rPr>
-              <w:t>Éducation</w:t>
+              <w:t>Dépenses non alimentaires</w:t>
             </w:r>
           </w:p>
         </w:tc>
@@ -3424,7 +5494,7 @@
                 <w:color w:val="16A34A"/>
                 <w:sz w:val="16"/>
               </w:rPr>
-              <w:t>s01q23, s01q00b, s01q23_autre</w:t>
+              <w:t>—</w:t>
             </w:r>
           </w:p>
         </w:tc>
@@ -3455,7 +5525,7 @@
                 <w:i w:val="0"/>
                 <w:sz w:val="17"/>
               </w:rPr>
-              <w:t>La raison principale que khady KA n'a pas fait des études dans une école formelle est trop âgée et semble exister dans les modalités, prière de prendre attache avec le QG pour plus d'explication afin de la classer bien.</w:t>
+              <w:t>Prière de corriger ou de confirmer avec le QG.</w:t>
             </w:r>
           </w:p>
         </w:tc>
@@ -3488,7 +5558,7 @@
                 <w:i w:val="0"/>
                 <w:sz w:val="16"/>
               </w:rPr>
-              <w:t>S03</w:t>
+              <w:t>S10</w:t>
               <w:br/>
             </w:r>
             <w:r>
@@ -3498,7 +5568,7 @@
                 <w:color w:val="64748B"/>
                 <w:sz w:val="14"/>
               </w:rPr>
-              <w:t>Santé</w:t>
+              <w:t>Logement</w:t>
             </w:r>
           </w:p>
         </w:tc>
@@ -3514,7 +5584,7 @@
                 <w:color w:val="16A34A"/>
                 <w:sz w:val="16"/>
               </w:rPr>
-              <w:t>s01q47__7, s02q24, s01q00b</w:t>
+              <w:t>s10q47, s10q46</w:t>
             </w:r>
           </w:p>
         </w:tc>
@@ -3545,2437 +5615,7 @@
                 <w:i w:val="0"/>
                 <w:sz w:val="17"/>
               </w:rPr>
-              <w:t>Attention ! La dépense totale de frais de consultation dans un service de santé ou un guérisseur au cours des 3 derniers mois sans hospitalisation (202000 Fcfa) de MOUSTAPHA ka est relativement élevé.</w:t>
-            </w:r>
-          </w:p>
-        </w:tc>
-      </w:tr>
-      <w:tr>
-        <w:tc>
-          <w:tcPr>
-            <w:tcW w:type="dxa" w:w="964"/>
-          </w:tcPr>
-          <w:p>
-            <w:r>
-              <w:rPr>
-                <w:b/>
-                <w:i w:val="0"/>
-                <w:color w:val="EA580C"/>
-                <w:sz w:val="16"/>
-              </w:rPr>
-              <w:t>Moyenne</w:t>
-            </w:r>
-          </w:p>
-        </w:tc>
-        <w:tc>
-          <w:tcPr>
-            <w:tcW w:type="dxa" w:w="1247"/>
-          </w:tcPr>
-          <w:p>
-            <w:r>
-              <w:rPr>
-                <w:b/>
-                <w:i w:val="0"/>
-                <w:sz w:val="16"/>
-              </w:rPr>
-              <w:t>S03</w:t>
-              <w:br/>
-            </w:r>
-            <w:r>
-              <w:rPr>
-                <w:b w:val="0"/>
-                <w:i w:val="0"/>
-                <w:color w:val="64748B"/>
-                <w:sz w:val="14"/>
-              </w:rPr>
-              <w:t>Santé</w:t>
-            </w:r>
-          </w:p>
-        </w:tc>
-        <w:tc>
-          <w:tcPr>
-            <w:tcW w:type="dxa" w:w="1531"/>
-          </w:tcPr>
-          <w:p>
-            <w:r>
-              <w:rPr>
-                <w:b/>
-                <w:i w:val="0"/>
-                <w:color w:val="16A34A"/>
-                <w:sz w:val="16"/>
-              </w:rPr>
-              <w:t>—</w:t>
-            </w:r>
-          </w:p>
-        </w:tc>
-        <w:tc>
-          <w:tcPr>
-            <w:tcW w:type="dxa" w:w="1191"/>
-          </w:tcPr>
-          <w:p>
-            <w:r>
-              <w:rPr>
-                <w:b w:val="0"/>
-                <w:i w:val="0"/>
-                <w:color w:val="64748B"/>
-                <w:sz w:val="16"/>
-              </w:rPr>
-              <w:t>GT-CQ</w:t>
-            </w:r>
-          </w:p>
-        </w:tc>
-        <w:tc>
-          <w:tcPr>
-            <w:tcW w:type="dxa" w:w="4706"/>
-          </w:tcPr>
-          <w:p>
-            <w:r>
-              <w:rPr>
-                <w:b w:val="0"/>
-                <w:i w:val="0"/>
-                <w:sz w:val="17"/>
-              </w:rPr>
-              <w:t>Prière de corriger ou de confirmer avec le QG.</w:t>
-            </w:r>
-          </w:p>
-        </w:tc>
-      </w:tr>
-      <w:tr>
-        <w:tc>
-          <w:tcPr>
-            <w:tcW w:type="dxa" w:w="964"/>
-          </w:tcPr>
-          <w:p>
-            <w:r>
-              <w:rPr>
-                <w:b/>
-                <w:i w:val="0"/>
-                <w:color w:val="EA580C"/>
-                <w:sz w:val="16"/>
-              </w:rPr>
-              <w:t>Moyenne</w:t>
-            </w:r>
-          </w:p>
-        </w:tc>
-        <w:tc>
-          <w:tcPr>
-            <w:tcW w:type="dxa" w:w="1247"/>
-          </w:tcPr>
-          <w:p>
-            <w:r>
-              <w:rPr>
-                <w:b/>
-                <w:i w:val="0"/>
-                <w:sz w:val="16"/>
-              </w:rPr>
-              <w:t>S03</w:t>
-              <w:br/>
-            </w:r>
-            <w:r>
-              <w:rPr>
-                <w:b w:val="0"/>
-                <w:i w:val="0"/>
-                <w:color w:val="64748B"/>
-                <w:sz w:val="14"/>
-              </w:rPr>
-              <w:t>Santé</w:t>
-            </w:r>
-          </w:p>
-        </w:tc>
-        <w:tc>
-          <w:tcPr>
-            <w:tcW w:type="dxa" w:w="1531"/>
-          </w:tcPr>
-          <w:p>
-            <w:r>
-              <w:rPr>
-                <w:b/>
-                <w:i w:val="0"/>
-                <w:color w:val="16A34A"/>
-                <w:sz w:val="16"/>
-              </w:rPr>
-              <w:t>s01q10_1, s02q20, s02q22, s03q06, s01q00b, s03q06_autre</w:t>
-            </w:r>
-          </w:p>
-        </w:tc>
-        <w:tc>
-          <w:tcPr>
-            <w:tcW w:type="dxa" w:w="1191"/>
-          </w:tcPr>
-          <w:p>
-            <w:r>
-              <w:rPr>
-                <w:b w:val="0"/>
-                <w:i w:val="0"/>
-                <w:color w:val="64748B"/>
-                <w:sz w:val="16"/>
-              </w:rPr>
-              <w:t>GT-CQ</w:t>
-            </w:r>
-          </w:p>
-        </w:tc>
-        <w:tc>
-          <w:tcPr>
-            <w:tcW w:type="dxa" w:w="4706"/>
-          </w:tcPr>
-          <w:p>
-            <w:r>
-              <w:rPr>
-                <w:b w:val="0"/>
-                <w:i w:val="0"/>
-                <w:sz w:val="17"/>
-              </w:rPr>
-              <w:t>La raison principale que maty KA n'a pas été vacciné est sa mère ne la pas amené, prière de prendre attache avec le QG pour plus d'explication afin de la classer bien.</w:t>
-            </w:r>
-          </w:p>
-        </w:tc>
-      </w:tr>
-      <w:tr>
-        <w:tc>
-          <w:tcPr>
-            <w:tcW w:type="dxa" w:w="964"/>
-          </w:tcPr>
-          <w:p>
-            <w:r>
-              <w:rPr>
-                <w:b/>
-                <w:i w:val="0"/>
-                <w:color w:val="EA580C"/>
-                <w:sz w:val="16"/>
-              </w:rPr>
-              <w:t>Moyenne</w:t>
-            </w:r>
-          </w:p>
-        </w:tc>
-        <w:tc>
-          <w:tcPr>
-            <w:tcW w:type="dxa" w:w="1247"/>
-          </w:tcPr>
-          <w:p>
-            <w:r>
-              <w:rPr>
-                <w:b/>
-                <w:i w:val="0"/>
-                <w:sz w:val="16"/>
-              </w:rPr>
-              <w:t>S04</w:t>
-              <w:br/>
-            </w:r>
-            <w:r>
-              <w:rPr>
-                <w:b w:val="0"/>
-                <w:i w:val="0"/>
-                <w:color w:val="64748B"/>
-                <w:sz w:val="14"/>
-              </w:rPr>
-              <w:t>Emploi</w:t>
-            </w:r>
-          </w:p>
-        </w:tc>
-        <w:tc>
-          <w:tcPr>
-            <w:tcW w:type="dxa" w:w="1531"/>
-          </w:tcPr>
-          <w:p>
-            <w:r>
-              <w:rPr>
-                <w:b/>
-                <w:i w:val="0"/>
-                <w:color w:val="16A34A"/>
-                <w:sz w:val="16"/>
-              </w:rPr>
-              <w:t>s01q23, s01q00b, s01q23_autre</w:t>
-            </w:r>
-          </w:p>
-        </w:tc>
-        <w:tc>
-          <w:tcPr>
-            <w:tcW w:type="dxa" w:w="1191"/>
-          </w:tcPr>
-          <w:p>
-            <w:r>
-              <w:rPr>
-                <w:b w:val="0"/>
-                <w:i w:val="0"/>
-                <w:color w:val="64748B"/>
-                <w:sz w:val="16"/>
-              </w:rPr>
-              <w:t>GT-CQ</w:t>
-            </w:r>
-          </w:p>
-        </w:tc>
-        <w:tc>
-          <w:tcPr>
-            <w:tcW w:type="dxa" w:w="4706"/>
-          </w:tcPr>
-          <w:p>
-            <w:r>
-              <w:rPr>
-                <w:b w:val="0"/>
-                <w:i w:val="0"/>
-                <w:sz w:val="17"/>
-              </w:rPr>
-              <w:t>La  raison principale que aissatou ndao n'a pas cherché du travail au cours des 30 derniers jours est pas de raison valable et semble exister dans les modalités, prière de prendre attache avec le QG pour plus d'explication afin de la classer bien.</w:t>
-            </w:r>
-          </w:p>
-        </w:tc>
-      </w:tr>
-      <w:tr>
-        <w:tc>
-          <w:tcPr>
-            <w:tcW w:type="dxa" w:w="964"/>
-          </w:tcPr>
-          <w:p>
-            <w:r>
-              <w:rPr>
-                <w:b/>
-                <w:i w:val="0"/>
-                <w:color w:val="EA580C"/>
-                <w:sz w:val="16"/>
-              </w:rPr>
-              <w:t>Moyenne</w:t>
-            </w:r>
-          </w:p>
-        </w:tc>
-        <w:tc>
-          <w:tcPr>
-            <w:tcW w:type="dxa" w:w="1247"/>
-          </w:tcPr>
-          <w:p>
-            <w:r>
-              <w:rPr>
-                <w:b/>
-                <w:i w:val="0"/>
-                <w:sz w:val="16"/>
-              </w:rPr>
-              <w:t>S04</w:t>
-              <w:br/>
-            </w:r>
-            <w:r>
-              <w:rPr>
-                <w:b w:val="0"/>
-                <w:i w:val="0"/>
-                <w:color w:val="64748B"/>
-                <w:sz w:val="14"/>
-              </w:rPr>
-              <w:t>Emploi</w:t>
-            </w:r>
-          </w:p>
-        </w:tc>
-        <w:tc>
-          <w:tcPr>
-            <w:tcW w:type="dxa" w:w="1531"/>
-          </w:tcPr>
-          <w:p>
-            <w:r>
-              <w:rPr>
-                <w:b/>
-                <w:i w:val="0"/>
-                <w:color w:val="16A34A"/>
-                <w:sz w:val="16"/>
-              </w:rPr>
-              <w:t>s01q35, s01q36, s01q37, s02q04, s02q15, s03q13, s03q14, s03q15</w:t>
-            </w:r>
-          </w:p>
-        </w:tc>
-        <w:tc>
-          <w:tcPr>
-            <w:tcW w:type="dxa" w:w="1191"/>
-          </w:tcPr>
-          <w:p>
-            <w:r>
-              <w:rPr>
-                <w:b w:val="0"/>
-                <w:i w:val="0"/>
-                <w:color w:val="64748B"/>
-                <w:sz w:val="16"/>
-              </w:rPr>
-              <w:t>GT-CQ</w:t>
-            </w:r>
-          </w:p>
-        </w:tc>
-        <w:tc>
-          <w:tcPr>
-            <w:tcW w:type="dxa" w:w="4706"/>
-          </w:tcPr>
-          <w:p>
-            <w:r>
-              <w:rPr>
-                <w:b w:val="0"/>
-                <w:i w:val="0"/>
-                <w:sz w:val="17"/>
-              </w:rPr>
-              <w:t>Nombre de mois exercé  (3 mois) par omar KA dans l'emploi au cours des 12 derniers mois semble faible, veuillez corriger s'il vous plait ou comfirmer avec le QG.</w:t>
-            </w:r>
-          </w:p>
-        </w:tc>
-      </w:tr>
-      <w:tr>
-        <w:tc>
-          <w:tcPr>
-            <w:tcW w:type="dxa" w:w="964"/>
-          </w:tcPr>
-          <w:p>
-            <w:r>
-              <w:rPr>
-                <w:b/>
-                <w:i w:val="0"/>
-                <w:color w:val="EA580C"/>
-                <w:sz w:val="16"/>
-              </w:rPr>
-              <w:t>Moyenne</w:t>
-            </w:r>
-          </w:p>
-        </w:tc>
-        <w:tc>
-          <w:tcPr>
-            <w:tcW w:type="dxa" w:w="1247"/>
-          </w:tcPr>
-          <w:p>
-            <w:r>
-              <w:rPr>
-                <w:b/>
-                <w:i w:val="0"/>
-                <w:sz w:val="16"/>
-              </w:rPr>
-              <w:t>S04</w:t>
-              <w:br/>
-            </w:r>
-            <w:r>
-              <w:rPr>
-                <w:b w:val="0"/>
-                <w:i w:val="0"/>
-                <w:color w:val="64748B"/>
-                <w:sz w:val="14"/>
-              </w:rPr>
-              <w:t>Emploi</w:t>
-            </w:r>
-          </w:p>
-        </w:tc>
-        <w:tc>
-          <w:tcPr>
-            <w:tcW w:type="dxa" w:w="1531"/>
-          </w:tcPr>
-          <w:p>
-            <w:r>
-              <w:rPr>
-                <w:b/>
-                <w:i w:val="0"/>
-                <w:color w:val="16A34A"/>
-                <w:sz w:val="16"/>
-              </w:rPr>
-              <w:t>s00q07a, s00q08, s00q10, s00q13_0, s00q15_0, s00q17_0, s00q23a, s00q23b</w:t>
-            </w:r>
-          </w:p>
-        </w:tc>
-        <w:tc>
-          <w:tcPr>
-            <w:tcW w:type="dxa" w:w="1191"/>
-          </w:tcPr>
-          <w:p>
-            <w:r>
-              <w:rPr>
-                <w:b w:val="0"/>
-                <w:i w:val="0"/>
-                <w:color w:val="64748B"/>
-                <w:sz w:val="16"/>
-              </w:rPr>
-              <w:t>GT-CQ</w:t>
-            </w:r>
-          </w:p>
-        </w:tc>
-        <w:tc>
-          <w:tcPr>
-            <w:tcW w:type="dxa" w:w="4706"/>
-          </w:tcPr>
-          <w:p>
-            <w:r>
-              <w:rPr>
-                <w:b w:val="0"/>
-                <w:i w:val="0"/>
-                <w:sz w:val="17"/>
-              </w:rPr>
-              <w:t>Prière de changer la branche d'activité BASSIROU KA, les cultivateurs dont leurs cultures est principalement destiné à la consommation du ménage sont des (Agriculteurs, subsistances) et ceux qui le font avec l'élevage sont des (Agriculteurs et eleveurs, subsistances).</w:t>
-            </w:r>
-          </w:p>
-        </w:tc>
-      </w:tr>
-      <w:tr>
-        <w:tc>
-          <w:tcPr>
-            <w:tcW w:type="dxa" w:w="964"/>
-          </w:tcPr>
-          <w:p>
-            <w:r>
-              <w:rPr>
-                <w:b/>
-                <w:i w:val="0"/>
-                <w:color w:val="EA580C"/>
-                <w:sz w:val="16"/>
-              </w:rPr>
-              <w:t>Moyenne</w:t>
-            </w:r>
-          </w:p>
-        </w:tc>
-        <w:tc>
-          <w:tcPr>
-            <w:tcW w:type="dxa" w:w="1247"/>
-          </w:tcPr>
-          <w:p>
-            <w:r>
-              <w:rPr>
-                <w:b/>
-                <w:i w:val="0"/>
-                <w:sz w:val="16"/>
-              </w:rPr>
-              <w:t>S04</w:t>
-              <w:br/>
-            </w:r>
-            <w:r>
-              <w:rPr>
-                <w:b w:val="0"/>
-                <w:i w:val="0"/>
-                <w:color w:val="64748B"/>
-                <w:sz w:val="14"/>
-              </w:rPr>
-              <w:t>Emploi</w:t>
-            </w:r>
-          </w:p>
-        </w:tc>
-        <w:tc>
-          <w:tcPr>
-            <w:tcW w:type="dxa" w:w="1531"/>
-          </w:tcPr>
-          <w:p>
-            <w:r>
-              <w:rPr>
-                <w:b/>
-                <w:i w:val="0"/>
-                <w:color w:val="16A34A"/>
-                <w:sz w:val="16"/>
-              </w:rPr>
-              <w:t>s01q35, s01q36, s01q37, s02q04, s02q15, s03q13, s03q14, s03q15</w:t>
-            </w:r>
-          </w:p>
-        </w:tc>
-        <w:tc>
-          <w:tcPr>
-            <w:tcW w:type="dxa" w:w="1191"/>
-          </w:tcPr>
-          <w:p>
-            <w:r>
-              <w:rPr>
-                <w:b w:val="0"/>
-                <w:i w:val="0"/>
-                <w:color w:val="64748B"/>
-                <w:sz w:val="16"/>
-              </w:rPr>
-              <w:t>GT-CQ</w:t>
-            </w:r>
-          </w:p>
-        </w:tc>
-        <w:tc>
-          <w:tcPr>
-            <w:tcW w:type="dxa" w:w="4706"/>
-          </w:tcPr>
-          <w:p>
-            <w:r>
-              <w:rPr>
-                <w:b w:val="0"/>
-                <w:i w:val="0"/>
-                <w:sz w:val="17"/>
-              </w:rPr>
-              <w:t>Nombre de mois exercé  (3 mois) par BASSIROU KA dans l'emploi au cours des 12 derniers mois semble faible, veuillez corriger s'il vous plait ou comfirmer avec le QG.</w:t>
-            </w:r>
-          </w:p>
-        </w:tc>
-      </w:tr>
-      <w:tr>
-        <w:tc>
-          <w:tcPr>
-            <w:tcW w:type="dxa" w:w="964"/>
-          </w:tcPr>
-          <w:p>
-            <w:r>
-              <w:rPr>
-                <w:b/>
-                <w:i w:val="0"/>
-                <w:color w:val="EA580C"/>
-                <w:sz w:val="16"/>
-              </w:rPr>
-              <w:t>Moyenne</w:t>
-            </w:r>
-          </w:p>
-        </w:tc>
-        <w:tc>
-          <w:tcPr>
-            <w:tcW w:type="dxa" w:w="1247"/>
-          </w:tcPr>
-          <w:p>
-            <w:r>
-              <w:rPr>
-                <w:b/>
-                <w:i w:val="0"/>
-                <w:sz w:val="16"/>
-              </w:rPr>
-              <w:t>S06</w:t>
-              <w:br/>
-            </w:r>
-            <w:r>
-              <w:rPr>
-                <w:b w:val="0"/>
-                <w:i w:val="0"/>
-                <w:color w:val="64748B"/>
-                <w:sz w:val="14"/>
-              </w:rPr>
-              <w:t>Crédit &amp; épargne</w:t>
-            </w:r>
-          </w:p>
-        </w:tc>
-        <w:tc>
-          <w:tcPr>
-            <w:tcW w:type="dxa" w:w="1531"/>
-          </w:tcPr>
-          <w:p>
-            <w:r>
-              <w:rPr>
-                <w:b/>
-                <w:i w:val="0"/>
-                <w:color w:val="16A34A"/>
-                <w:sz w:val="16"/>
-              </w:rPr>
-              <w:t>—</w:t>
-            </w:r>
-          </w:p>
-        </w:tc>
-        <w:tc>
-          <w:tcPr>
-            <w:tcW w:type="dxa" w:w="1191"/>
-          </w:tcPr>
-          <w:p>
-            <w:r>
-              <w:rPr>
-                <w:b w:val="0"/>
-                <w:i w:val="0"/>
-                <w:color w:val="64748B"/>
-                <w:sz w:val="16"/>
-              </w:rPr>
-              <w:t>GT-CQ</w:t>
-            </w:r>
-          </w:p>
-        </w:tc>
-        <w:tc>
-          <w:tcPr>
-            <w:tcW w:type="dxa" w:w="4706"/>
-          </w:tcPr>
-          <w:p>
-            <w:r>
-              <w:rPr>
-                <w:b w:val="0"/>
-                <w:i w:val="0"/>
-                <w:sz w:val="17"/>
-              </w:rPr>
-              <w:t>Veuillez vous rassurez réellement que la personne n'a pas affecté de crédit immobilier.</w:t>
-            </w:r>
-          </w:p>
-        </w:tc>
-      </w:tr>
-      <w:tr>
-        <w:tc>
-          <w:tcPr>
-            <w:tcW w:type="dxa" w:w="964"/>
-          </w:tcPr>
-          <w:p>
-            <w:r>
-              <w:rPr>
-                <w:b/>
-                <w:i w:val="0"/>
-                <w:color w:val="EA580C"/>
-                <w:sz w:val="16"/>
-              </w:rPr>
-              <w:t>Moyenne</w:t>
-            </w:r>
-          </w:p>
-        </w:tc>
-        <w:tc>
-          <w:tcPr>
-            <w:tcW w:type="dxa" w:w="1247"/>
-          </w:tcPr>
-          <w:p>
-            <w:r>
-              <w:rPr>
-                <w:b/>
-                <w:i w:val="0"/>
-                <w:sz w:val="16"/>
-              </w:rPr>
-              <w:t>S07</w:t>
-              <w:br/>
-            </w:r>
-            <w:r>
-              <w:rPr>
-                <w:b w:val="0"/>
-                <w:i w:val="0"/>
-                <w:color w:val="64748B"/>
-                <w:sz w:val="14"/>
-              </w:rPr>
-              <w:t>Consommation alimentaire</w:t>
-            </w:r>
-          </w:p>
-        </w:tc>
-        <w:tc>
-          <w:tcPr>
-            <w:tcW w:type="dxa" w:w="1531"/>
-          </w:tcPr>
-          <w:p>
-            <w:r>
-              <w:rPr>
-                <w:b/>
-                <w:i w:val="0"/>
-                <w:color w:val="16A34A"/>
-                <w:sz w:val="16"/>
-              </w:rPr>
-              <w:t>—</w:t>
-            </w:r>
-          </w:p>
-        </w:tc>
-        <w:tc>
-          <w:tcPr>
-            <w:tcW w:type="dxa" w:w="1191"/>
-          </w:tcPr>
-          <w:p>
-            <w:r>
-              <w:rPr>
-                <w:b w:val="0"/>
-                <w:i w:val="0"/>
-                <w:color w:val="64748B"/>
-                <w:sz w:val="16"/>
-              </w:rPr>
-              <w:t>GT-CQ</w:t>
-            </w:r>
-          </w:p>
-        </w:tc>
-        <w:tc>
-          <w:tcPr>
-            <w:tcW w:type="dxa" w:w="4706"/>
-          </w:tcPr>
-          <w:p>
-            <w:r>
-              <w:rPr>
-                <w:b w:val="0"/>
-                <w:i w:val="0"/>
-                <w:sz w:val="17"/>
-              </w:rPr>
-              <w:t>Attention ! La dépense du répas pris à l'extérieur de ALIOUNE KA (10800 Fcfa) au cours de 7 derniers jours est relativement élevé.</w:t>
-            </w:r>
-          </w:p>
-        </w:tc>
-      </w:tr>
-      <w:tr>
-        <w:tc>
-          <w:tcPr>
-            <w:tcW w:type="dxa" w:w="964"/>
-          </w:tcPr>
-          <w:p>
-            <w:r>
-              <w:rPr>
-                <w:b/>
-                <w:i w:val="0"/>
-                <w:color w:val="EA580C"/>
-                <w:sz w:val="16"/>
-              </w:rPr>
-              <w:t>Moyenne</w:t>
-            </w:r>
-          </w:p>
-        </w:tc>
-        <w:tc>
-          <w:tcPr>
-            <w:tcW w:type="dxa" w:w="1247"/>
-          </w:tcPr>
-          <w:p>
-            <w:r>
-              <w:rPr>
-                <w:b/>
-                <w:i w:val="0"/>
-                <w:sz w:val="16"/>
-              </w:rPr>
-              <w:t>S07</w:t>
-              <w:br/>
-            </w:r>
-            <w:r>
-              <w:rPr>
-                <w:b w:val="0"/>
-                <w:i w:val="0"/>
-                <w:color w:val="64748B"/>
-                <w:sz w:val="14"/>
-              </w:rPr>
-              <w:t>Consommation alimentaire</w:t>
-            </w:r>
-          </w:p>
-        </w:tc>
-        <w:tc>
-          <w:tcPr>
-            <w:tcW w:type="dxa" w:w="1531"/>
-          </w:tcPr>
-          <w:p>
-            <w:r>
-              <w:rPr>
-                <w:b/>
-                <w:i w:val="0"/>
-                <w:color w:val="16A34A"/>
-                <w:sz w:val="16"/>
-              </w:rPr>
-              <w:t>—</w:t>
-            </w:r>
-          </w:p>
-        </w:tc>
-        <w:tc>
-          <w:tcPr>
-            <w:tcW w:type="dxa" w:w="1191"/>
-          </w:tcPr>
-          <w:p>
-            <w:r>
-              <w:rPr>
-                <w:b w:val="0"/>
-                <w:i w:val="0"/>
-                <w:color w:val="64748B"/>
-                <w:sz w:val="16"/>
-              </w:rPr>
-              <w:t>GT-CQ</w:t>
-            </w:r>
-          </w:p>
-        </w:tc>
-        <w:tc>
-          <w:tcPr>
-            <w:tcW w:type="dxa" w:w="4706"/>
-          </w:tcPr>
-          <w:p>
-            <w:r>
-              <w:rPr>
-                <w:b w:val="0"/>
-                <w:i w:val="0"/>
-                <w:sz w:val="17"/>
-              </w:rPr>
-              <w:t>Prière de corriger ou de confirmer avec le QG.</w:t>
-            </w:r>
-          </w:p>
-        </w:tc>
-      </w:tr>
-      <w:tr>
-        <w:tc>
-          <w:tcPr>
-            <w:tcW w:type="dxa" w:w="964"/>
-          </w:tcPr>
-          <w:p>
-            <w:r>
-              <w:rPr>
-                <w:b/>
-                <w:i w:val="0"/>
-                <w:color w:val="EA580C"/>
-                <w:sz w:val="16"/>
-              </w:rPr>
-              <w:t>Moyenne</w:t>
-            </w:r>
-          </w:p>
-        </w:tc>
-        <w:tc>
-          <w:tcPr>
-            <w:tcW w:type="dxa" w:w="1247"/>
-          </w:tcPr>
-          <w:p>
-            <w:r>
-              <w:rPr>
-                <w:b/>
-                <w:i w:val="0"/>
-                <w:sz w:val="16"/>
-              </w:rPr>
-              <w:t>S07</w:t>
-              <w:br/>
-            </w:r>
-            <w:r>
-              <w:rPr>
-                <w:b w:val="0"/>
-                <w:i w:val="0"/>
-                <w:color w:val="64748B"/>
-                <w:sz w:val="14"/>
-              </w:rPr>
-              <w:t>Consommation alimentaire</w:t>
-            </w:r>
-          </w:p>
-        </w:tc>
-        <w:tc>
-          <w:tcPr>
-            <w:tcW w:type="dxa" w:w="1531"/>
-          </w:tcPr>
-          <w:p>
-            <w:r>
-              <w:rPr>
-                <w:b/>
-                <w:i w:val="0"/>
-                <w:color w:val="16A34A"/>
-                <w:sz w:val="16"/>
-              </w:rPr>
-              <w:t>—</w:t>
-            </w:r>
-          </w:p>
-        </w:tc>
-        <w:tc>
-          <w:tcPr>
-            <w:tcW w:type="dxa" w:w="1191"/>
-          </w:tcPr>
-          <w:p>
-            <w:r>
-              <w:rPr>
-                <w:b w:val="0"/>
-                <w:i w:val="0"/>
-                <w:color w:val="64748B"/>
-                <w:sz w:val="16"/>
-              </w:rPr>
-              <w:t>GT-CQ</w:t>
-            </w:r>
-          </w:p>
-        </w:tc>
-        <w:tc>
-          <w:tcPr>
-            <w:tcW w:type="dxa" w:w="4706"/>
-          </w:tcPr>
-          <w:p>
-            <w:r>
-              <w:rPr>
-                <w:b w:val="0"/>
-                <w:i w:val="0"/>
-                <w:sz w:val="17"/>
-              </w:rPr>
-              <w:t>Attention ! La dépense du répas pris à l'extérieur de khady KA (5200 Fcfa) au cours de 7 derniers jours est relativement élevé.</w:t>
-            </w:r>
-          </w:p>
-        </w:tc>
-      </w:tr>
-      <w:tr>
-        <w:tc>
-          <w:tcPr>
-            <w:tcW w:type="dxa" w:w="964"/>
-          </w:tcPr>
-          <w:p>
-            <w:r>
-              <w:rPr>
-                <w:b/>
-                <w:i w:val="0"/>
-                <w:color w:val="EA580C"/>
-                <w:sz w:val="16"/>
-              </w:rPr>
-              <w:t>Moyenne</w:t>
-            </w:r>
-          </w:p>
-        </w:tc>
-        <w:tc>
-          <w:tcPr>
-            <w:tcW w:type="dxa" w:w="1247"/>
-          </w:tcPr>
-          <w:p>
-            <w:r>
-              <w:rPr>
-                <w:b/>
-                <w:i w:val="0"/>
-                <w:sz w:val="16"/>
-              </w:rPr>
-              <w:t>S07</w:t>
-              <w:br/>
-            </w:r>
-            <w:r>
-              <w:rPr>
-                <w:b w:val="0"/>
-                <w:i w:val="0"/>
-                <w:color w:val="64748B"/>
-                <w:sz w:val="14"/>
-              </w:rPr>
-              <w:t>Consommation alimentaire</w:t>
-            </w:r>
-          </w:p>
-        </w:tc>
-        <w:tc>
-          <w:tcPr>
-            <w:tcW w:type="dxa" w:w="1531"/>
-          </w:tcPr>
-          <w:p>
-            <w:r>
-              <w:rPr>
-                <w:b/>
-                <w:i w:val="0"/>
-                <w:color w:val="16A34A"/>
-                <w:sz w:val="16"/>
-              </w:rPr>
-              <w:t>—</w:t>
-            </w:r>
-          </w:p>
-        </w:tc>
-        <w:tc>
-          <w:tcPr>
-            <w:tcW w:type="dxa" w:w="1191"/>
-          </w:tcPr>
-          <w:p>
-            <w:r>
-              <w:rPr>
-                <w:b w:val="0"/>
-                <w:i w:val="0"/>
-                <w:color w:val="64748B"/>
-                <w:sz w:val="16"/>
-              </w:rPr>
-              <w:t>GT-CQ</w:t>
-            </w:r>
-          </w:p>
-        </w:tc>
-        <w:tc>
-          <w:tcPr>
-            <w:tcW w:type="dxa" w:w="4706"/>
-          </w:tcPr>
-          <w:p>
-            <w:r>
-              <w:rPr>
-                <w:b w:val="0"/>
-                <w:i w:val="0"/>
-                <w:sz w:val="17"/>
-              </w:rPr>
-              <w:t>Attention ! Le prix unitaire d'achat (1166.667 Fcfa) de Poisson frais yaboye ou obo (sardinelle) en Kg (taille unique) est relativement élevé par rapport aux autres prix observés dans cette zone.</w:t>
-            </w:r>
-          </w:p>
-        </w:tc>
-      </w:tr>
-      <w:tr>
-        <w:tc>
-          <w:tcPr>
-            <w:tcW w:type="dxa" w:w="964"/>
-          </w:tcPr>
-          <w:p>
-            <w:r>
-              <w:rPr>
-                <w:b/>
-                <w:i w:val="0"/>
-                <w:color w:val="EA580C"/>
-                <w:sz w:val="16"/>
-              </w:rPr>
-              <w:t>Moyenne</w:t>
-            </w:r>
-          </w:p>
-        </w:tc>
-        <w:tc>
-          <w:tcPr>
-            <w:tcW w:type="dxa" w:w="1247"/>
-          </w:tcPr>
-          <w:p>
-            <w:r>
-              <w:rPr>
-                <w:b/>
-                <w:i w:val="0"/>
-                <w:sz w:val="16"/>
-              </w:rPr>
-              <w:t>S07</w:t>
-              <w:br/>
-            </w:r>
-            <w:r>
-              <w:rPr>
-                <w:b w:val="0"/>
-                <w:i w:val="0"/>
-                <w:color w:val="64748B"/>
-                <w:sz w:val="14"/>
-              </w:rPr>
-              <w:t>Consommation alimentaire</w:t>
-            </w:r>
-          </w:p>
-        </w:tc>
-        <w:tc>
-          <w:tcPr>
-            <w:tcW w:type="dxa" w:w="1531"/>
-          </w:tcPr>
-          <w:p>
-            <w:r>
-              <w:rPr>
-                <w:b/>
-                <w:i w:val="0"/>
-                <w:color w:val="16A34A"/>
-                <w:sz w:val="16"/>
-              </w:rPr>
-              <w:t>—</w:t>
-            </w:r>
-          </w:p>
-        </w:tc>
-        <w:tc>
-          <w:tcPr>
-            <w:tcW w:type="dxa" w:w="1191"/>
-          </w:tcPr>
-          <w:p>
-            <w:r>
-              <w:rPr>
-                <w:b w:val="0"/>
-                <w:i w:val="0"/>
-                <w:color w:val="64748B"/>
-                <w:sz w:val="16"/>
-              </w:rPr>
-              <w:t>GT-CQ</w:t>
-            </w:r>
-          </w:p>
-        </w:tc>
-        <w:tc>
-          <w:tcPr>
-            <w:tcW w:type="dxa" w:w="4706"/>
-          </w:tcPr>
-          <w:p>
-            <w:r>
-              <w:rPr>
-                <w:b w:val="0"/>
-                <w:i w:val="0"/>
-                <w:sz w:val="17"/>
-              </w:rPr>
-              <w:t>Prière de corriger ou de confirmer avec le QG.</w:t>
-            </w:r>
-          </w:p>
-        </w:tc>
-      </w:tr>
-      <w:tr>
-        <w:tc>
-          <w:tcPr>
-            <w:tcW w:type="dxa" w:w="964"/>
-          </w:tcPr>
-          <w:p>
-            <w:r>
-              <w:rPr>
-                <w:b/>
-                <w:i w:val="0"/>
-                <w:color w:val="EA580C"/>
-                <w:sz w:val="16"/>
-              </w:rPr>
-              <w:t>Moyenne</w:t>
-            </w:r>
-          </w:p>
-        </w:tc>
-        <w:tc>
-          <w:tcPr>
-            <w:tcW w:type="dxa" w:w="1247"/>
-          </w:tcPr>
-          <w:p>
-            <w:r>
-              <w:rPr>
-                <w:b/>
-                <w:i w:val="0"/>
-                <w:sz w:val="16"/>
-              </w:rPr>
-              <w:t>S07</w:t>
-              <w:br/>
-            </w:r>
-            <w:r>
-              <w:rPr>
-                <w:b w:val="0"/>
-                <w:i w:val="0"/>
-                <w:color w:val="64748B"/>
-                <w:sz w:val="14"/>
-              </w:rPr>
-              <w:t>Consommation alimentaire</w:t>
-            </w:r>
-          </w:p>
-        </w:tc>
-        <w:tc>
-          <w:tcPr>
-            <w:tcW w:type="dxa" w:w="1531"/>
-          </w:tcPr>
-          <w:p>
-            <w:r>
-              <w:rPr>
-                <w:b/>
-                <w:i w:val="0"/>
-                <w:color w:val="16A34A"/>
-                <w:sz w:val="16"/>
-              </w:rPr>
-              <w:t>—</w:t>
-            </w:r>
-          </w:p>
-        </w:tc>
-        <w:tc>
-          <w:tcPr>
-            <w:tcW w:type="dxa" w:w="1191"/>
-          </w:tcPr>
-          <w:p>
-            <w:r>
-              <w:rPr>
-                <w:b w:val="0"/>
-                <w:i w:val="0"/>
-                <w:color w:val="64748B"/>
-                <w:sz w:val="16"/>
-              </w:rPr>
-              <w:t>GT-CQ</w:t>
-            </w:r>
-          </w:p>
-        </w:tc>
-        <w:tc>
-          <w:tcPr>
-            <w:tcW w:type="dxa" w:w="4706"/>
-          </w:tcPr>
-          <w:p>
-            <w:r>
-              <w:rPr>
-                <w:b w:val="0"/>
-                <w:i w:val="0"/>
-                <w:sz w:val="17"/>
-              </w:rPr>
-              <w:t>Attention ! Le prix unitaire d'achat (150 Fcfa) de Aubergine sauvage (Jaxatu) en Tas (Petit) est relativement élevé par rapport aux autres prix observés dans cette zone.</w:t>
-            </w:r>
-          </w:p>
-        </w:tc>
-      </w:tr>
-      <w:tr>
-        <w:tc>
-          <w:tcPr>
-            <w:tcW w:type="dxa" w:w="964"/>
-          </w:tcPr>
-          <w:p>
-            <w:r>
-              <w:rPr>
-                <w:b/>
-                <w:i w:val="0"/>
-                <w:color w:val="EA580C"/>
-                <w:sz w:val="16"/>
-              </w:rPr>
-              <w:t>Moyenne</w:t>
-            </w:r>
-          </w:p>
-        </w:tc>
-        <w:tc>
-          <w:tcPr>
-            <w:tcW w:type="dxa" w:w="1247"/>
-          </w:tcPr>
-          <w:p>
-            <w:r>
-              <w:rPr>
-                <w:b/>
-                <w:i w:val="0"/>
-                <w:sz w:val="16"/>
-              </w:rPr>
-              <w:t>S07</w:t>
-              <w:br/>
-            </w:r>
-            <w:r>
-              <w:rPr>
-                <w:b w:val="0"/>
-                <w:i w:val="0"/>
-                <w:color w:val="64748B"/>
-                <w:sz w:val="14"/>
-              </w:rPr>
-              <w:t>Consommation alimentaire</w:t>
-            </w:r>
-          </w:p>
-        </w:tc>
-        <w:tc>
-          <w:tcPr>
-            <w:tcW w:type="dxa" w:w="1531"/>
-          </w:tcPr>
-          <w:p>
-            <w:r>
-              <w:rPr>
-                <w:b/>
-                <w:i w:val="0"/>
-                <w:color w:val="16A34A"/>
-                <w:sz w:val="16"/>
-              </w:rPr>
-              <w:t>s02q02__1, s02q15, s02q17, s03q16, s04q27, s04q43, s04q63, s05q11</w:t>
-            </w:r>
-          </w:p>
-        </w:tc>
-        <w:tc>
-          <w:tcPr>
-            <w:tcW w:type="dxa" w:w="1191"/>
-          </w:tcPr>
-          <w:p>
-            <w:r>
-              <w:rPr>
-                <w:b w:val="0"/>
-                <w:i w:val="0"/>
-                <w:color w:val="64748B"/>
-                <w:sz w:val="16"/>
-              </w:rPr>
-              <w:t>GT-CQ</w:t>
-            </w:r>
-          </w:p>
-        </w:tc>
-        <w:tc>
-          <w:tcPr>
-            <w:tcW w:type="dxa" w:w="4706"/>
-          </w:tcPr>
-          <w:p>
-            <w:r>
-              <w:rPr>
-                <w:b w:val="0"/>
-                <w:i w:val="0"/>
-                <w:sz w:val="17"/>
-              </w:rPr>
-              <w:t>(maïs, tournesol, coco, lait de vache, etc.) consommée  par le ménage semble très élevé, prière de corriger ou confirmer avec le QG.</w:t>
-            </w:r>
-          </w:p>
-        </w:tc>
-      </w:tr>
-      <w:tr>
-        <w:tc>
-          <w:tcPr>
-            <w:tcW w:type="dxa" w:w="964"/>
-          </w:tcPr>
-          <w:p>
-            <w:r>
-              <w:rPr>
-                <w:b/>
-                <w:i w:val="0"/>
-                <w:color w:val="EA580C"/>
-                <w:sz w:val="16"/>
-              </w:rPr>
-              <w:t>Moyenne</w:t>
-            </w:r>
-          </w:p>
-        </w:tc>
-        <w:tc>
-          <w:tcPr>
-            <w:tcW w:type="dxa" w:w="1247"/>
-          </w:tcPr>
-          <w:p>
-            <w:r>
-              <w:rPr>
-                <w:b/>
-                <w:i w:val="0"/>
-                <w:sz w:val="16"/>
-              </w:rPr>
-              <w:t>S07</w:t>
-              <w:br/>
-            </w:r>
-            <w:r>
-              <w:rPr>
-                <w:b w:val="0"/>
-                <w:i w:val="0"/>
-                <w:color w:val="64748B"/>
-                <w:sz w:val="14"/>
-              </w:rPr>
-              <w:t>Consommation alimentaire</w:t>
-            </w:r>
-          </w:p>
-        </w:tc>
-        <w:tc>
-          <w:tcPr>
-            <w:tcW w:type="dxa" w:w="1531"/>
-          </w:tcPr>
-          <w:p>
-            <w:r>
-              <w:rPr>
-                <w:b/>
-                <w:i w:val="0"/>
-                <w:color w:val="16A34A"/>
-                <w:sz w:val="16"/>
-              </w:rPr>
-              <w:t>s02q10, s06q13, s06q14, s06q15a, s07bq01, s07bq03b, s07bq03b1, s07bq03c1</w:t>
-            </w:r>
-          </w:p>
-        </w:tc>
-        <w:tc>
-          <w:tcPr>
-            <w:tcW w:type="dxa" w:w="1191"/>
-          </w:tcPr>
-          <w:p>
-            <w:r>
-              <w:rPr>
-                <w:b w:val="0"/>
-                <w:i w:val="0"/>
-                <w:color w:val="64748B"/>
-                <w:sz w:val="16"/>
-              </w:rPr>
-              <w:t>GT-CQ</w:t>
-            </w:r>
-          </w:p>
-        </w:tc>
-        <w:tc>
-          <w:tcPr>
-            <w:tcW w:type="dxa" w:w="4706"/>
-          </w:tcPr>
-          <w:p>
-            <w:r>
-              <w:rPr>
-                <w:b w:val="0"/>
-                <w:i w:val="0"/>
-                <w:sz w:val="17"/>
-              </w:rPr>
-              <w:t>Difficile de consommer le Sel en Kg taille unique prière de verifier.</w:t>
-            </w:r>
-          </w:p>
-        </w:tc>
-      </w:tr>
-      <w:tr>
-        <w:tc>
-          <w:tcPr>
-            <w:tcW w:type="dxa" w:w="964"/>
-          </w:tcPr>
-          <w:p>
-            <w:r>
-              <w:rPr>
-                <w:b/>
-                <w:i w:val="0"/>
-                <w:color w:val="EA580C"/>
-                <w:sz w:val="16"/>
-              </w:rPr>
-              <w:t>Moyenne</w:t>
-            </w:r>
-          </w:p>
-        </w:tc>
-        <w:tc>
-          <w:tcPr>
-            <w:tcW w:type="dxa" w:w="1247"/>
-          </w:tcPr>
-          <w:p>
-            <w:r>
-              <w:rPr>
-                <w:b/>
-                <w:i w:val="0"/>
-                <w:sz w:val="16"/>
-              </w:rPr>
-              <w:t>S09</w:t>
-              <w:br/>
-            </w:r>
-            <w:r>
-              <w:rPr>
-                <w:b w:val="0"/>
-                <w:i w:val="0"/>
-                <w:color w:val="64748B"/>
-                <w:sz w:val="14"/>
-              </w:rPr>
-              <w:t>Dépenses non alimentaires</w:t>
-            </w:r>
-          </w:p>
-        </w:tc>
-        <w:tc>
-          <w:tcPr>
-            <w:tcW w:type="dxa" w:w="1531"/>
-          </w:tcPr>
-          <w:p>
-            <w:r>
-              <w:rPr>
-                <w:b/>
-                <w:i w:val="0"/>
-                <w:color w:val="16A34A"/>
-                <w:sz w:val="16"/>
-              </w:rPr>
-              <w:t>—</w:t>
-            </w:r>
-          </w:p>
-        </w:tc>
-        <w:tc>
-          <w:tcPr>
-            <w:tcW w:type="dxa" w:w="1191"/>
-          </w:tcPr>
-          <w:p>
-            <w:r>
-              <w:rPr>
-                <w:b w:val="0"/>
-                <w:i w:val="0"/>
-                <w:color w:val="64748B"/>
-                <w:sz w:val="16"/>
-              </w:rPr>
-              <w:t>GT-CQ</w:t>
-            </w:r>
-          </w:p>
-        </w:tc>
-        <w:tc>
-          <w:tcPr>
-            <w:tcW w:type="dxa" w:w="4706"/>
-          </w:tcPr>
-          <w:p>
-            <w:r>
-              <w:rPr>
-                <w:b w:val="0"/>
-                <w:i w:val="0"/>
-                <w:sz w:val="17"/>
-              </w:rPr>
-              <w:t>Attention ! La dépense du ménage de BABACAR KA (7000 Fcfa) au cours de 7 derniers jours de Transport urbain/rural en moto-taxi est relativement élevé.</w:t>
-            </w:r>
-          </w:p>
-        </w:tc>
-      </w:tr>
-      <w:tr>
-        <w:tc>
-          <w:tcPr>
-            <w:tcW w:type="dxa" w:w="964"/>
-          </w:tcPr>
-          <w:p>
-            <w:r>
-              <w:rPr>
-                <w:b/>
-                <w:i w:val="0"/>
-                <w:color w:val="EA580C"/>
-                <w:sz w:val="16"/>
-              </w:rPr>
-              <w:t>Moyenne</w:t>
-            </w:r>
-          </w:p>
-        </w:tc>
-        <w:tc>
-          <w:tcPr>
-            <w:tcW w:type="dxa" w:w="1247"/>
-          </w:tcPr>
-          <w:p>
-            <w:r>
-              <w:rPr>
-                <w:b/>
-                <w:i w:val="0"/>
-                <w:sz w:val="16"/>
-              </w:rPr>
-              <w:t>S09</w:t>
-              <w:br/>
-            </w:r>
-            <w:r>
-              <w:rPr>
-                <w:b w:val="0"/>
-                <w:i w:val="0"/>
-                <w:color w:val="64748B"/>
-                <w:sz w:val="14"/>
-              </w:rPr>
-              <w:t>Dépenses non alimentaires</w:t>
-            </w:r>
-          </w:p>
-        </w:tc>
-        <w:tc>
-          <w:tcPr>
-            <w:tcW w:type="dxa" w:w="1531"/>
-          </w:tcPr>
-          <w:p>
-            <w:r>
-              <w:rPr>
-                <w:b/>
-                <w:i w:val="0"/>
-                <w:color w:val="16A34A"/>
-                <w:sz w:val="16"/>
-              </w:rPr>
-              <w:t>—</w:t>
-            </w:r>
-          </w:p>
-        </w:tc>
-        <w:tc>
-          <w:tcPr>
-            <w:tcW w:type="dxa" w:w="1191"/>
-          </w:tcPr>
-          <w:p>
-            <w:r>
-              <w:rPr>
-                <w:b w:val="0"/>
-                <w:i w:val="0"/>
-                <w:color w:val="64748B"/>
-                <w:sz w:val="16"/>
-              </w:rPr>
-              <w:t>GT-CQ</w:t>
-            </w:r>
-          </w:p>
-        </w:tc>
-        <w:tc>
-          <w:tcPr>
-            <w:tcW w:type="dxa" w:w="4706"/>
-          </w:tcPr>
-          <w:p>
-            <w:r>
-              <w:rPr>
-                <w:b w:val="0"/>
-                <w:i w:val="0"/>
-                <w:sz w:val="17"/>
-              </w:rPr>
-              <w:t>Prière de corriger ou de confirmer avec le QG.</w:t>
-            </w:r>
-          </w:p>
-        </w:tc>
-      </w:tr>
-      <w:tr>
-        <w:tc>
-          <w:tcPr>
-            <w:tcW w:type="dxa" w:w="964"/>
-          </w:tcPr>
-          <w:p>
-            <w:r>
-              <w:rPr>
-                <w:b/>
-                <w:i w:val="0"/>
-                <w:color w:val="EA580C"/>
-                <w:sz w:val="16"/>
-              </w:rPr>
-              <w:t>Moyenne</w:t>
-            </w:r>
-          </w:p>
-        </w:tc>
-        <w:tc>
-          <w:tcPr>
-            <w:tcW w:type="dxa" w:w="1247"/>
-          </w:tcPr>
-          <w:p>
-            <w:r>
-              <w:rPr>
-                <w:b/>
-                <w:i w:val="0"/>
-                <w:sz w:val="16"/>
-              </w:rPr>
-              <w:t>S09</w:t>
-              <w:br/>
-            </w:r>
-            <w:r>
-              <w:rPr>
-                <w:b w:val="0"/>
-                <w:i w:val="0"/>
-                <w:color w:val="64748B"/>
-                <w:sz w:val="14"/>
-              </w:rPr>
-              <w:t>Dépenses non alimentaires</w:t>
-            </w:r>
-          </w:p>
-        </w:tc>
-        <w:tc>
-          <w:tcPr>
-            <w:tcW w:type="dxa" w:w="1531"/>
-          </w:tcPr>
-          <w:p>
-            <w:r>
-              <w:rPr>
-                <w:b/>
-                <w:i w:val="0"/>
-                <w:color w:val="16A34A"/>
-                <w:sz w:val="16"/>
-              </w:rPr>
-              <w:t>s01q23, s01q00b, s01q23_autre</w:t>
-            </w:r>
-          </w:p>
-        </w:tc>
-        <w:tc>
-          <w:tcPr>
-            <w:tcW w:type="dxa" w:w="1191"/>
-          </w:tcPr>
-          <w:p>
-            <w:r>
-              <w:rPr>
-                <w:b w:val="0"/>
-                <w:i w:val="0"/>
-                <w:color w:val="64748B"/>
-                <w:sz w:val="16"/>
-              </w:rPr>
-              <w:t>GT-CQ</w:t>
-            </w:r>
-          </w:p>
-        </w:tc>
-        <w:tc>
-          <w:tcPr>
-            <w:tcW w:type="dxa" w:w="4706"/>
-          </w:tcPr>
-          <w:p>
-            <w:r>
-              <w:rPr>
-                <w:b w:val="0"/>
-                <w:i w:val="0"/>
-                <w:sz w:val="17"/>
-              </w:rPr>
-              <w:t>La dernière fois que vous avez acheté Bois de chauffe ramassé/coupé (estimer la valeur) est a la forêt et semble exister dans les modalités, prière de prendre attache avec le QG pour plus d'explication afin de la classer bien.</w:t>
-            </w:r>
-          </w:p>
-        </w:tc>
-      </w:tr>
-      <w:tr>
-        <w:tc>
-          <w:tcPr>
-            <w:tcW w:type="dxa" w:w="964"/>
-          </w:tcPr>
-          <w:p>
-            <w:r>
-              <w:rPr>
-                <w:b/>
-                <w:i w:val="0"/>
-                <w:color w:val="EA580C"/>
-                <w:sz w:val="16"/>
-              </w:rPr>
-              <w:t>Moyenne</w:t>
-            </w:r>
-          </w:p>
-        </w:tc>
-        <w:tc>
-          <w:tcPr>
-            <w:tcW w:type="dxa" w:w="1247"/>
-          </w:tcPr>
-          <w:p>
-            <w:r>
-              <w:rPr>
-                <w:b/>
-                <w:i w:val="0"/>
-                <w:sz w:val="16"/>
-              </w:rPr>
-              <w:t>S09</w:t>
-              <w:br/>
-            </w:r>
-            <w:r>
-              <w:rPr>
-                <w:b w:val="0"/>
-                <w:i w:val="0"/>
-                <w:color w:val="64748B"/>
-                <w:sz w:val="14"/>
-              </w:rPr>
-              <w:t>Dépenses non alimentaires</w:t>
-            </w:r>
-          </w:p>
-        </w:tc>
-        <w:tc>
-          <w:tcPr>
-            <w:tcW w:type="dxa" w:w="1531"/>
-          </w:tcPr>
-          <w:p>
-            <w:r>
-              <w:rPr>
-                <w:b/>
-                <w:i w:val="0"/>
-                <w:color w:val="16A34A"/>
-                <w:sz w:val="16"/>
-              </w:rPr>
-              <w:t>—</w:t>
-            </w:r>
-          </w:p>
-        </w:tc>
-        <w:tc>
-          <w:tcPr>
-            <w:tcW w:type="dxa" w:w="1191"/>
-          </w:tcPr>
-          <w:p>
-            <w:r>
-              <w:rPr>
-                <w:b w:val="0"/>
-                <w:i w:val="0"/>
-                <w:color w:val="64748B"/>
-                <w:sz w:val="16"/>
-              </w:rPr>
-              <w:t>GT-CQ</w:t>
-            </w:r>
-          </w:p>
-        </w:tc>
-        <w:tc>
-          <w:tcPr>
-            <w:tcW w:type="dxa" w:w="4706"/>
-          </w:tcPr>
-          <w:p>
-            <w:r>
-              <w:rPr>
-                <w:b w:val="0"/>
-                <w:i w:val="0"/>
-                <w:sz w:val="17"/>
-              </w:rPr>
-              <w:t>Attention ! La dépense du ménage de BABACAR KA (1500 Fcfa) au cours de 30 derniers jours de Serviettes hygiéniques, couches jetables pour bébé, etc est relativement élevé.</w:t>
-            </w:r>
-          </w:p>
-        </w:tc>
-      </w:tr>
-      <w:tr>
-        <w:tc>
-          <w:tcPr>
-            <w:tcW w:type="dxa" w:w="964"/>
-          </w:tcPr>
-          <w:p>
-            <w:r>
-              <w:rPr>
-                <w:b/>
-                <w:i w:val="0"/>
-                <w:color w:val="EA580C"/>
-                <w:sz w:val="16"/>
-              </w:rPr>
-              <w:t>Moyenne</w:t>
-            </w:r>
-          </w:p>
-        </w:tc>
-        <w:tc>
-          <w:tcPr>
-            <w:tcW w:type="dxa" w:w="1247"/>
-          </w:tcPr>
-          <w:p>
-            <w:r>
-              <w:rPr>
-                <w:b/>
-                <w:i w:val="0"/>
-                <w:sz w:val="16"/>
-              </w:rPr>
-              <w:t>S09</w:t>
-              <w:br/>
-            </w:r>
-            <w:r>
-              <w:rPr>
-                <w:b w:val="0"/>
-                <w:i w:val="0"/>
-                <w:color w:val="64748B"/>
-                <w:sz w:val="14"/>
-              </w:rPr>
-              <w:t>Dépenses non alimentaires</w:t>
-            </w:r>
-          </w:p>
-        </w:tc>
-        <w:tc>
-          <w:tcPr>
-            <w:tcW w:type="dxa" w:w="1531"/>
-          </w:tcPr>
-          <w:p>
-            <w:r>
-              <w:rPr>
-                <w:b/>
-                <w:i w:val="0"/>
-                <w:color w:val="16A34A"/>
-                <w:sz w:val="16"/>
-              </w:rPr>
-              <w:t>—</w:t>
-            </w:r>
-          </w:p>
-        </w:tc>
-        <w:tc>
-          <w:tcPr>
-            <w:tcW w:type="dxa" w:w="1191"/>
-          </w:tcPr>
-          <w:p>
-            <w:r>
-              <w:rPr>
-                <w:b w:val="0"/>
-                <w:i w:val="0"/>
-                <w:color w:val="64748B"/>
-                <w:sz w:val="16"/>
-              </w:rPr>
-              <w:t>GT-CQ</w:t>
-            </w:r>
-          </w:p>
-        </w:tc>
-        <w:tc>
-          <w:tcPr>
-            <w:tcW w:type="dxa" w:w="4706"/>
-          </w:tcPr>
-          <w:p>
-            <w:r>
-              <w:rPr>
-                <w:b w:val="0"/>
-                <w:i w:val="0"/>
-                <w:sz w:val="17"/>
-              </w:rPr>
-              <w:t>Prière de corriger ou de confirmer avec le QG.</w:t>
-            </w:r>
-          </w:p>
-        </w:tc>
-      </w:tr>
-      <w:tr>
-        <w:tc>
-          <w:tcPr>
-            <w:tcW w:type="dxa" w:w="964"/>
-          </w:tcPr>
-          <w:p>
-            <w:r>
-              <w:rPr>
-                <w:b/>
-                <w:i w:val="0"/>
-                <w:color w:val="EA580C"/>
-                <w:sz w:val="16"/>
-              </w:rPr>
-              <w:t>Moyenne</w:t>
-            </w:r>
-          </w:p>
-        </w:tc>
-        <w:tc>
-          <w:tcPr>
-            <w:tcW w:type="dxa" w:w="1247"/>
-          </w:tcPr>
-          <w:p>
-            <w:r>
-              <w:rPr>
-                <w:b/>
-                <w:i w:val="0"/>
-                <w:sz w:val="16"/>
-              </w:rPr>
-              <w:t>S09</w:t>
-              <w:br/>
-            </w:r>
-            <w:r>
-              <w:rPr>
-                <w:b w:val="0"/>
-                <w:i w:val="0"/>
-                <w:color w:val="64748B"/>
-                <w:sz w:val="14"/>
-              </w:rPr>
-              <w:t>Dépenses non alimentaires</w:t>
-            </w:r>
-          </w:p>
-        </w:tc>
-        <w:tc>
-          <w:tcPr>
-            <w:tcW w:type="dxa" w:w="1531"/>
-          </w:tcPr>
-          <w:p>
-            <w:r>
-              <w:rPr>
-                <w:b/>
-                <w:i w:val="0"/>
-                <w:color w:val="16A34A"/>
-                <w:sz w:val="16"/>
-              </w:rPr>
-              <w:t>—</w:t>
-            </w:r>
-          </w:p>
-        </w:tc>
-        <w:tc>
-          <w:tcPr>
-            <w:tcW w:type="dxa" w:w="1191"/>
-          </w:tcPr>
-          <w:p>
-            <w:r>
-              <w:rPr>
-                <w:b w:val="0"/>
-                <w:i w:val="0"/>
-                <w:color w:val="64748B"/>
-                <w:sz w:val="16"/>
-              </w:rPr>
-              <w:t>GT-CQ</w:t>
-            </w:r>
-          </w:p>
-        </w:tc>
-        <w:tc>
-          <w:tcPr>
-            <w:tcW w:type="dxa" w:w="4706"/>
-          </w:tcPr>
-          <w:p>
-            <w:r>
-              <w:rPr>
-                <w:b w:val="0"/>
-                <w:i w:val="0"/>
-                <w:sz w:val="17"/>
-              </w:rPr>
-              <w:t>Attention ! La dépense du ménage de BABACAR KA (3500 Fcfa) au cours de 30 derniers jours de Gaz domestique 3 kilogrammes est relativement élevé.</w:t>
-            </w:r>
-          </w:p>
-        </w:tc>
-      </w:tr>
-      <w:tr>
-        <w:tc>
-          <w:tcPr>
-            <w:tcW w:type="dxa" w:w="964"/>
-          </w:tcPr>
-          <w:p>
-            <w:r>
-              <w:rPr>
-                <w:b/>
-                <w:i w:val="0"/>
-                <w:color w:val="EA580C"/>
-                <w:sz w:val="16"/>
-              </w:rPr>
-              <w:t>Moyenne</w:t>
-            </w:r>
-          </w:p>
-        </w:tc>
-        <w:tc>
-          <w:tcPr>
-            <w:tcW w:type="dxa" w:w="1247"/>
-          </w:tcPr>
-          <w:p>
-            <w:r>
-              <w:rPr>
-                <w:b/>
-                <w:i w:val="0"/>
-                <w:sz w:val="16"/>
-              </w:rPr>
-              <w:t>S09</w:t>
-              <w:br/>
-            </w:r>
-            <w:r>
-              <w:rPr>
-                <w:b w:val="0"/>
-                <w:i w:val="0"/>
-                <w:color w:val="64748B"/>
-                <w:sz w:val="14"/>
-              </w:rPr>
-              <w:t>Dépenses non alimentaires</w:t>
-            </w:r>
-          </w:p>
-        </w:tc>
-        <w:tc>
-          <w:tcPr>
-            <w:tcW w:type="dxa" w:w="1531"/>
-          </w:tcPr>
-          <w:p>
-            <w:r>
-              <w:rPr>
-                <w:b/>
-                <w:i w:val="0"/>
-                <w:color w:val="16A34A"/>
-                <w:sz w:val="16"/>
-              </w:rPr>
-              <w:t>—</w:t>
-            </w:r>
-          </w:p>
-        </w:tc>
-        <w:tc>
-          <w:tcPr>
-            <w:tcW w:type="dxa" w:w="1191"/>
-          </w:tcPr>
-          <w:p>
-            <w:r>
-              <w:rPr>
-                <w:b w:val="0"/>
-                <w:i w:val="0"/>
-                <w:color w:val="64748B"/>
-                <w:sz w:val="16"/>
-              </w:rPr>
-              <w:t>GT-CQ</w:t>
-            </w:r>
-          </w:p>
-        </w:tc>
-        <w:tc>
-          <w:tcPr>
-            <w:tcW w:type="dxa" w:w="4706"/>
-          </w:tcPr>
-          <w:p>
-            <w:r>
-              <w:rPr>
-                <w:b w:val="0"/>
-                <w:i w:val="0"/>
-                <w:sz w:val="17"/>
-              </w:rPr>
-              <w:t>Attention ! La dépense du ménage de BABACAR KA (2500 Fcfa) au cours de 3 derniers mois de Services de réparation et d'entretien (vidange, graissage, gonflage de pneu etc.</w:t>
-            </w:r>
-          </w:p>
-        </w:tc>
-      </w:tr>
-      <w:tr>
-        <w:tc>
-          <w:tcPr>
-            <w:tcW w:type="dxa" w:w="964"/>
-          </w:tcPr>
-          <w:p>
-            <w:r>
-              <w:rPr>
-                <w:b/>
-                <w:i w:val="0"/>
-                <w:color w:val="EA580C"/>
-                <w:sz w:val="16"/>
-              </w:rPr>
-              <w:t>Moyenne</w:t>
-            </w:r>
-          </w:p>
-        </w:tc>
-        <w:tc>
-          <w:tcPr>
-            <w:tcW w:type="dxa" w:w="1247"/>
-          </w:tcPr>
-          <w:p>
-            <w:r>
-              <w:rPr>
-                <w:b/>
-                <w:i w:val="0"/>
-                <w:sz w:val="16"/>
-              </w:rPr>
-              <w:t>S09</w:t>
-              <w:br/>
-            </w:r>
-            <w:r>
-              <w:rPr>
-                <w:b w:val="0"/>
-                <w:i w:val="0"/>
-                <w:color w:val="64748B"/>
-                <w:sz w:val="14"/>
-              </w:rPr>
-              <w:t>Dépenses non alimentaires</w:t>
-            </w:r>
-          </w:p>
-        </w:tc>
-        <w:tc>
-          <w:tcPr>
-            <w:tcW w:type="dxa" w:w="1531"/>
-          </w:tcPr>
-          <w:p>
-            <w:r>
-              <w:rPr>
-                <w:b/>
-                <w:i w:val="0"/>
-                <w:color w:val="16A34A"/>
-                <w:sz w:val="16"/>
-              </w:rPr>
-              <w:t>—</w:t>
-            </w:r>
-          </w:p>
-        </w:tc>
-        <w:tc>
-          <w:tcPr>
-            <w:tcW w:type="dxa" w:w="1191"/>
-          </w:tcPr>
-          <w:p>
-            <w:r>
-              <w:rPr>
-                <w:b w:val="0"/>
-                <w:i w:val="0"/>
-                <w:color w:val="64748B"/>
-                <w:sz w:val="16"/>
-              </w:rPr>
-              <w:t>GT-CQ</w:t>
-            </w:r>
-          </w:p>
-        </w:tc>
-        <w:tc>
-          <w:tcPr>
-            <w:tcW w:type="dxa" w:w="4706"/>
-          </w:tcPr>
-          <w:p>
-            <w:r>
-              <w:rPr>
-                <w:b w:val="0"/>
-                <w:i w:val="0"/>
-                <w:sz w:val="17"/>
-              </w:rPr>
-              <w:t>) de moyens de transport personnel (voitures, motos, bicyclette, etc.</w:t>
-            </w:r>
-          </w:p>
-        </w:tc>
-      </w:tr>
-      <w:tr>
-        <w:tc>
-          <w:tcPr>
-            <w:tcW w:type="dxa" w:w="964"/>
-          </w:tcPr>
-          <w:p>
-            <w:r>
-              <w:rPr>
-                <w:b/>
-                <w:i w:val="0"/>
-                <w:color w:val="EA580C"/>
-                <w:sz w:val="16"/>
-              </w:rPr>
-              <w:t>Moyenne</w:t>
-            </w:r>
-          </w:p>
-        </w:tc>
-        <w:tc>
-          <w:tcPr>
-            <w:tcW w:type="dxa" w:w="1247"/>
-          </w:tcPr>
-          <w:p>
-            <w:r>
-              <w:rPr>
-                <w:b/>
-                <w:i w:val="0"/>
-                <w:sz w:val="16"/>
-              </w:rPr>
-              <w:t>S09</w:t>
-              <w:br/>
-            </w:r>
-            <w:r>
-              <w:rPr>
-                <w:b w:val="0"/>
-                <w:i w:val="0"/>
-                <w:color w:val="64748B"/>
-                <w:sz w:val="14"/>
-              </w:rPr>
-              <w:t>Dépenses non alimentaires</w:t>
-            </w:r>
-          </w:p>
-        </w:tc>
-        <w:tc>
-          <w:tcPr>
-            <w:tcW w:type="dxa" w:w="1531"/>
-          </w:tcPr>
-          <w:p>
-            <w:r>
-              <w:rPr>
-                <w:b/>
-                <w:i w:val="0"/>
-                <w:color w:val="16A34A"/>
-                <w:sz w:val="16"/>
-              </w:rPr>
-              <w:t>—</w:t>
-            </w:r>
-          </w:p>
-        </w:tc>
-        <w:tc>
-          <w:tcPr>
-            <w:tcW w:type="dxa" w:w="1191"/>
-          </w:tcPr>
-          <w:p>
-            <w:r>
-              <w:rPr>
-                <w:b w:val="0"/>
-                <w:i w:val="0"/>
-                <w:color w:val="64748B"/>
-                <w:sz w:val="16"/>
-              </w:rPr>
-              <w:t>GT-CQ</w:t>
-            </w:r>
-          </w:p>
-        </w:tc>
-        <w:tc>
-          <w:tcPr>
-            <w:tcW w:type="dxa" w:w="4706"/>
-          </w:tcPr>
-          <w:p>
-            <w:r>
-              <w:rPr>
-                <w:b w:val="0"/>
-                <w:i w:val="0"/>
-                <w:sz w:val="17"/>
-              </w:rPr>
-              <w:t>) est relativement élevé.</w:t>
-            </w:r>
-          </w:p>
-        </w:tc>
-      </w:tr>
-      <w:tr>
-        <w:tc>
-          <w:tcPr>
-            <w:tcW w:type="dxa" w:w="964"/>
-          </w:tcPr>
-          <w:p>
-            <w:r>
-              <w:rPr>
-                <w:b/>
-                <w:i w:val="0"/>
-                <w:color w:val="EA580C"/>
-                <w:sz w:val="16"/>
-              </w:rPr>
-              <w:t>Moyenne</w:t>
-            </w:r>
-          </w:p>
-        </w:tc>
-        <w:tc>
-          <w:tcPr>
-            <w:tcW w:type="dxa" w:w="1247"/>
-          </w:tcPr>
-          <w:p>
-            <w:r>
-              <w:rPr>
-                <w:b/>
-                <w:i w:val="0"/>
-                <w:sz w:val="16"/>
-              </w:rPr>
-              <w:t>S09</w:t>
-              <w:br/>
-            </w:r>
-            <w:r>
-              <w:rPr>
-                <w:b w:val="0"/>
-                <w:i w:val="0"/>
-                <w:color w:val="64748B"/>
-                <w:sz w:val="14"/>
-              </w:rPr>
-              <w:t>Dépenses non alimentaires</w:t>
-            </w:r>
-          </w:p>
-        </w:tc>
-        <w:tc>
-          <w:tcPr>
-            <w:tcW w:type="dxa" w:w="1531"/>
-          </w:tcPr>
-          <w:p>
-            <w:r>
-              <w:rPr>
-                <w:b/>
-                <w:i w:val="0"/>
-                <w:color w:val="16A34A"/>
-                <w:sz w:val="16"/>
-              </w:rPr>
-              <w:t>—</w:t>
-            </w:r>
-          </w:p>
-        </w:tc>
-        <w:tc>
-          <w:tcPr>
-            <w:tcW w:type="dxa" w:w="1191"/>
-          </w:tcPr>
-          <w:p>
-            <w:r>
-              <w:rPr>
-                <w:b w:val="0"/>
-                <w:i w:val="0"/>
-                <w:color w:val="64748B"/>
-                <w:sz w:val="16"/>
-              </w:rPr>
-              <w:t>GT-CQ</w:t>
-            </w:r>
-          </w:p>
-        </w:tc>
-        <w:tc>
-          <w:tcPr>
-            <w:tcW w:type="dxa" w:w="4706"/>
-          </w:tcPr>
-          <w:p>
-            <w:r>
-              <w:rPr>
-                <w:b w:val="0"/>
-                <w:i w:val="0"/>
-                <w:sz w:val="17"/>
-              </w:rPr>
-              <w:t>Prière de corriger ou de confirmer avec le QG.</w:t>
-            </w:r>
-          </w:p>
-        </w:tc>
-      </w:tr>
-      <w:tr>
-        <w:tc>
-          <w:tcPr>
-            <w:tcW w:type="dxa" w:w="964"/>
-          </w:tcPr>
-          <w:p>
-            <w:r>
-              <w:rPr>
-                <w:b/>
-                <w:i w:val="0"/>
-                <w:color w:val="EA580C"/>
-                <w:sz w:val="16"/>
-              </w:rPr>
-              <w:t>Moyenne</w:t>
-            </w:r>
-          </w:p>
-        </w:tc>
-        <w:tc>
-          <w:tcPr>
-            <w:tcW w:type="dxa" w:w="1247"/>
-          </w:tcPr>
-          <w:p>
-            <w:r>
-              <w:rPr>
-                <w:b/>
-                <w:i w:val="0"/>
-                <w:sz w:val="16"/>
-              </w:rPr>
-              <w:t>S10</w:t>
-              <w:br/>
-            </w:r>
-            <w:r>
-              <w:rPr>
-                <w:b w:val="0"/>
-                <w:i w:val="0"/>
-                <w:color w:val="64748B"/>
-                <w:sz w:val="14"/>
-              </w:rPr>
-              <w:t>Logement</w:t>
-            </w:r>
-          </w:p>
-        </w:tc>
-        <w:tc>
-          <w:tcPr>
-            <w:tcW w:type="dxa" w:w="1531"/>
-          </w:tcPr>
-          <w:p>
-            <w:r>
-              <w:rPr>
-                <w:b/>
-                <w:i w:val="0"/>
-                <w:color w:val="16A34A"/>
-                <w:sz w:val="16"/>
-              </w:rPr>
-              <w:t>s10q47, s10q46</w:t>
-            </w:r>
-          </w:p>
-        </w:tc>
-        <w:tc>
-          <w:tcPr>
-            <w:tcW w:type="dxa" w:w="1191"/>
-          </w:tcPr>
-          <w:p>
-            <w:r>
-              <w:rPr>
-                <w:b w:val="0"/>
-                <w:i w:val="0"/>
-                <w:color w:val="64748B"/>
-                <w:sz w:val="16"/>
-              </w:rPr>
-              <w:t>GT-CQ</w:t>
-            </w:r>
-          </w:p>
-        </w:tc>
-        <w:tc>
-          <w:tcPr>
-            <w:tcW w:type="dxa" w:w="4706"/>
-          </w:tcPr>
-          <w:p>
-            <w:r>
-              <w:rPr>
-                <w:b w:val="0"/>
-                <w:i w:val="0"/>
-                <w:sz w:val="17"/>
-              </w:rPr>
               <w:t>Le montant dépensé de L'entreprise vente de tissus pour l'achat de ces marchandises revendues en état, sans transformation ne peut être supérieur aux montants obtenus sur la revente de marchandises achetées et revendues en état au cours des 30 derniers jours ou durant le dernier mois où l'entreprise a fonctionné (s10q47 &gt; s10q46), prière de corriger.</w:t>
-            </w:r>
-          </w:p>
-        </w:tc>
-      </w:tr>
-      <w:tr>
-        <w:tc>
-          <w:tcPr>
-            <w:tcW w:type="dxa" w:w="964"/>
-          </w:tcPr>
-          <w:p>
-            <w:r>
-              <w:rPr>
-                <w:b/>
-                <w:i w:val="0"/>
-                <w:color w:val="EA580C"/>
-                <w:sz w:val="16"/>
-              </w:rPr>
-              <w:t>Moyenne</w:t>
-            </w:r>
-          </w:p>
-        </w:tc>
-        <w:tc>
-          <w:tcPr>
-            <w:tcW w:type="dxa" w:w="1247"/>
-          </w:tcPr>
-          <w:p>
-            <w:r>
-              <w:rPr>
-                <w:b/>
-                <w:i w:val="0"/>
-                <w:sz w:val="16"/>
-              </w:rPr>
-              <w:t>S13</w:t>
-              <w:br/>
-            </w:r>
-            <w:r>
-              <w:rPr>
-                <w:b w:val="0"/>
-                <w:i w:val="0"/>
-                <w:color w:val="64748B"/>
-                <w:sz w:val="14"/>
-              </w:rPr>
-              <w:t>Transferts</w:t>
-            </w:r>
-          </w:p>
-        </w:tc>
-        <w:tc>
-          <w:tcPr>
-            <w:tcW w:type="dxa" w:w="1531"/>
-          </w:tcPr>
-          <w:p>
-            <w:r>
-              <w:rPr>
-                <w:b/>
-                <w:i w:val="0"/>
-                <w:color w:val="16A34A"/>
-                <w:sz w:val="16"/>
-              </w:rPr>
-              <w:t>s00q07a, s00q08, s00q10, s00q13_0, s00q15_0, s00q17_0, s00q23a, s00q23b</w:t>
-            </w:r>
-          </w:p>
-        </w:tc>
-        <w:tc>
-          <w:tcPr>
-            <w:tcW w:type="dxa" w:w="1191"/>
-          </w:tcPr>
-          <w:p>
-            <w:r>
-              <w:rPr>
-                <w:b w:val="0"/>
-                <w:i w:val="0"/>
-                <w:color w:val="64748B"/>
-                <w:sz w:val="16"/>
-              </w:rPr>
-              <w:t>GT-CQ</w:t>
-            </w:r>
-          </w:p>
-        </w:tc>
-        <w:tc>
-          <w:tcPr>
-            <w:tcW w:type="dxa" w:w="4706"/>
-          </w:tcPr>
-          <w:p>
-            <w:r>
-              <w:rPr>
-                <w:b w:val="0"/>
-                <w:i w:val="0"/>
-                <w:sz w:val="17"/>
-              </w:rPr>
-              <w:t>L'enquêteur prière de fournir d'effort pour avoir le niveau d'étude et l'âge de celui qui a envoyé/donné de l'argent dans la section 13a (Transfert reçu).</w:t>
             </w:r>
           </w:p>
         </w:tc>
